--- a/Technical documentation.docx
+++ b/Technical documentation.docx
@@ -2391,7 +2391,7 @@
         <w:t xml:space="preserve"> </w:t>
       </w:r>
       <w:r>
-        <w:t xml:space="preserve">VaR, TVaR, rate on line, both premiums, the closed-form expected loss, and the</w:t>
+        <w:t xml:space="preserve">VaR, TVaR, both premiums, the closed-form expected loss, and the</w:t>
       </w:r>
       <w:r>
         <w:t xml:space="preserve"> </w:t>
@@ -6610,72 +6610,6 @@
       </w:r>
       <w:r>
         <w:t xml:space="preserve">the VaR.</w:t>
-      </w:r>
-    </w:p>
-    <w:p>
-      <w:pPr>
-        <w:pStyle w:val="Compact"/>
-        <w:numPr>
-          <w:ilvl w:val="0"/>
-          <w:numId w:val="1012"/>
-        </w:numPr>
-      </w:pPr>
-      <w:r>
-        <w:rPr>
-          <w:b/>
-          <w:bCs/>
-        </w:rPr>
-        <w:t xml:space="preserve">Rate on line</w:t>
-      </w:r>
-      <w:r>
-        <w:t xml:space="preserve"> </w:t>
-      </w:r>
-      <m:oMath>
-        <m:r>
-          <m:rPr>
-            <m:sty m:val="p"/>
-          </m:rPr>
-          <m:t>R</m:t>
-        </m:r>
-        <m:r>
-          <m:rPr>
-            <m:sty m:val="p"/>
-          </m:rPr>
-          <m:t>o</m:t>
-        </m:r>
-        <m:r>
-          <m:rPr>
-            <m:sty m:val="p"/>
-          </m:rPr>
-          <m:t>L</m:t>
-        </m:r>
-        <m:r>
-          <m:rPr>
-            <m:sty m:val="p"/>
-          </m:rPr>
-          <m:t>=</m:t>
-        </m:r>
-        <m:r>
-          <m:t>P</m:t>
-        </m:r>
-        <m:r>
-          <m:rPr>
-            <m:sty m:val="p"/>
-          </m:rPr>
-          <m:t>/</m:t>
-        </m:r>
-        <m:r>
-          <m:t>C</m:t>
-        </m:r>
-      </m:oMath>
-      <w:r>
-        <w:t xml:space="preserve">, the premium relative to the layer</w:t>
-      </w:r>
-      <w:r>
-        <w:t xml:space="preserve"> </w:t>
-      </w:r>
-      <w:r>
-        <w:t xml:space="preserve">width.</w:t>
       </w:r>
     </w:p>
     <w:p>

--- a/Technical documentation.docx
+++ b/Technical documentation.docx
@@ -2639,7 +2639,7 @@
               <w:pStyle w:val="Compact"/>
             </w:pPr>
             <w:r>
-              <w:t xml:space="preserve">fit the spliced lognormal and Pareto, survival, sampler, mean excess</w:t>
+              <w:t xml:space="preserve">fit the spliced lognormal and Pareto, survival, sampler</w:t>
             </w:r>
           </w:p>
         </w:tc>
@@ -5512,146 +5512,7 @@
         <w:t xml:space="preserve"> </w:t>
       </w:r>
       <w:r>
-        <w:t xml:space="preserve">empties the body and collapses the model</w:t>
-      </w:r>
-      <w:r>
-        <w:t xml:space="preserve"> </w:t>
-      </w:r>
-      <w:r>
-        <w:t xml:space="preserve">to a single Pareto. The dashboard shows a</w:t>
-      </w:r>
-      <w:r>
-        <w:t xml:space="preserve"> </w:t>
-      </w:r>
-      <w:r>
-        <w:rPr>
-          <w:b/>
-          <w:bCs/>
-        </w:rPr>
-        <w:t xml:space="preserve">mean excess plot</w:t>
-      </w:r>
-      <w:r>
-        <w:t xml:space="preserve">, the empirical</w:t>
-      </w:r>
-      <w:r>
-        <w:t xml:space="preserve"> </w:t>
-      </w:r>
-      <m:oMath>
-        <m:r>
-          <m:t>e</m:t>
-        </m:r>
-        <m:d>
-          <m:dPr>
-            <m:begChr m:val="("/>
-            <m:sepChr m:val=""/>
-            <m:endChr m:val=")"/>
-            <m:grow/>
-          </m:dPr>
-          <m:e>
-            <m:r>
-              <m:t>u</m:t>
-            </m:r>
-          </m:e>
-        </m:d>
-        <m:r>
-          <m:rPr>
-            <m:sty m:val="p"/>
-          </m:rPr>
-          <m:t>=</m:t>
-        </m:r>
-        <m:r>
-          <m:rPr>
-            <m:sty m:val="p"/>
-          </m:rPr>
-          <m:t>m</m:t>
-        </m:r>
-        <m:r>
-          <m:rPr>
-            <m:sty m:val="p"/>
-          </m:rPr>
-          <m:t>e</m:t>
-        </m:r>
-        <m:r>
-          <m:rPr>
-            <m:sty m:val="p"/>
-          </m:rPr>
-          <m:t>a</m:t>
-        </m:r>
-        <m:r>
-          <m:rPr>
-            <m:sty m:val="p"/>
-          </m:rPr>
-          <m:t>n</m:t>
-        </m:r>
-        <m:d>
-          <m:dPr>
-            <m:begChr m:val="("/>
-            <m:sepChr m:val=""/>
-            <m:endChr m:val=")"/>
-            <m:grow/>
-          </m:dPr>
-          <m:e>
-            <m:r>
-              <m:t>X</m:t>
-            </m:r>
-            <m:r>
-              <m:rPr>
-                <m:sty m:val="p"/>
-              </m:rPr>
-              <m:t>−</m:t>
-            </m:r>
-            <m:r>
-              <m:t>u</m:t>
-            </m:r>
-            <m:r>
-              <m:rPr>
-                <m:sty m:val="p"/>
-              </m:rPr>
-              <m:t>∣</m:t>
-            </m:r>
-            <m:r>
-              <m:t>X</m:t>
-            </m:r>
-            <m:r>
-              <m:rPr>
-                <m:sty m:val="p"/>
-              </m:rPr>
-              <m:t>&gt;</m:t>
-            </m:r>
-            <m:r>
-              <m:t>u</m:t>
-            </m:r>
-          </m:e>
-        </m:d>
-      </m:oMath>
-      <w:r>
-        <w:t xml:space="preserve">, which is roughly linear in</w:t>
-      </w:r>
-      <w:r>
-        <w:t xml:space="preserve"> </w:t>
-      </w:r>
-      <m:oMath>
-        <m:r>
-          <m:t>u</m:t>
-        </m:r>
-      </m:oMath>
-      <w:r>
-        <w:t xml:space="preserve"> </w:t>
-      </w:r>
-      <w:r>
-        <w:t xml:space="preserve">where a</w:t>
-      </w:r>
-      <w:r>
-        <w:t xml:space="preserve"> </w:t>
-      </w:r>
-      <w:r>
-        <w:t xml:space="preserve">Pareto tail fits well; this helps the user choose where the tail begins. It also</w:t>
-      </w:r>
-      <w:r>
-        <w:t xml:space="preserve"> </w:t>
-      </w:r>
-      <w:r>
-        <w:t xml:space="preserve">shows the fitted versus empirical severity CDF.</w:t>
+        <w:t xml:space="preserve">empties the body and collapses the model to a single Pareto. The dashboard shows the fitted versus empirical severity CDF, which updates live as the thresholds move so the user can see how well the fit matches the data and choose where the tail begins.</w:t>
       </w:r>
     </w:p>
     <w:bookmarkEnd w:id="33"/>

--- a/Technical documentation.docx
+++ b/Technical documentation.docx
@@ -7181,6 +7181,23 @@
       </w:r>
       <w:r>
         <w:t xml:space="preserve">(AAD and AAL) and the volatility and tail metrics come from the simulation only.</w:t>
+      </w:r>
+    </w:p>
+    <w:p>
+      <w:pPr>
+        <w:pStyle w:val="FirstParagraph"/>
+      </w:pPr>
+      <w:r>
+        <w:t xml:space="preserve">Alongside the oracle, the Validation table also shows the </w:t>
+      </w:r>
+      <w:r>
+        <w:rPr>
+          <w:b/>
+        </w:rPr>
+        <w:t xml:space="preserve">burning cost</w:t>
+      </w:r>
+      <w:r>
+        <w:t xml:space="preserve">: the average annual loss to each layer taken straight from the history, on an as-if basis (every past loss indexed for inflation and corrected for exposure, as if it had happened in the valuation year). Unlike the oracle, this carries no model, so it is the external sense-check. Where the history is thick the modelled expected loss should sit close to it; for a high layer above the historical experience the burning cost reads near zero and the fitted Pareto tail is doing the work, which is exactly where a parametric model earns its keep.</w:t>
       </w:r>
     </w:p>
     <w:bookmarkEnd w:id="36"/>

--- a/Technical documentation.docx
+++ b/Technical documentation.docx
@@ -1351,7 +1351,7 @@
               <w:pStyle w:val="Compact"/>
             </w:pPr>
             <w:r>
-              <w:t xml:space="preserve">This documentation and the design spec and plan.</w:t>
+              <w:t xml:space="preserve">The Markdown source of this documentation.</w:t>
             </w:r>
           </w:p>
         </w:tc>
@@ -7365,6 +7365,22 @@
     </w:p>
     <w:bookmarkEnd w:id="37"/>
     <w:bookmarkEnd w:id="38"/>
+    <w:p>
+      <w:pPr>
+        <w:pStyle w:val="Heading2"/>
+      </w:pPr>
+      <w:r>
+        <w:t xml:space="preserve">Future work</w:t>
+      </w:r>
+    </w:p>
+    <w:p>
+      <w:pPr>
+        <w:pStyle w:val="FirstParagraph"/>
+      </w:pPr>
+      <w:r>
+        <w:t xml:space="preserve">Several extensions were planned but deferred from v1, and the engine was structured to accommodate them without rework: proportional treaties (quota share and surplus), loss development and IBNR for long-tail lines, exposure rating curves for low-data lines, and portfolio aggregation across several lines of business (v1 prices a single book at a time).</w:t>
+      </w:r>
+    </w:p>
     <w:bookmarkStart w:id="39" w:name="references"/>
     <w:p>
       <w:pPr>
@@ -7420,7 +7436,7 @@
         </w:numPr>
       </w:pPr>
       <w:r>
-        <w:t xml:space="preserve">The full design specification and implementation plan are in</w:t>
+        <w:t xml:space="preserve">The design and methodology are documented here; the implementation is in the R modules under</w:t>
       </w:r>
       <w:r>
         <w:t xml:space="preserve"> </w:t>
@@ -7429,7 +7445,16 @@
         <w:rPr>
           <w:rStyle w:val="VerbatimChar"/>
         </w:rPr>
-        <w:t xml:space="preserve">engine/docs/superpowers/</w:t>
+        <w:t xml:space="preserve">engine/R/</w:t>
+      </w:r>
+      <w:r>
+        <w:t xml:space="preserve">, each with a matching test under </w:t>
+      </w:r>
+      <w:r>
+        <w:rPr>
+          <w:rStyle w:val="VerbatimChar"/>
+        </w:rPr>
+        <w:t xml:space="preserve">engine/tests/testthat/</w:t>
       </w:r>
       <w:r>
         <w:t xml:space="preserve">.</w:t>

--- a/Technical documentation.docx
+++ b/Technical documentation.docx
@@ -34,32 +34,6 @@
         <w:t xml:space="preserve">June 2026</w:t>
       </w:r>
     </w:p>
-    <w:sdt>
-      <w:sdtPr>
-        <w:docPartObj>
-          <w:docPartGallery w:val="Table of Contents"/>
-          <w:docPartUnique/>
-        </w:docPartObj>
-      </w:sdtPr>
-      <w:sdtContent>
-        <w:p>
-          <w:pPr>
-            <w:pStyle w:val="TOCHeading"/>
-          </w:pPr>
-          <w:r>
-            <w:t xml:space="preserve">Table of Contents</w:t>
-          </w:r>
-        </w:p>
-        <w:p>
-          <w:r>
-            <w:fldChar w:fldCharType="begin" w:dirty="true"/>
-            <w:instrText xml:space="preserve">TOC \o "1-2" \h \z \u</w:instrText>
-            <w:fldChar w:fldCharType="separate"/>
-            <w:fldChar w:fldCharType="end"/>
-          </w:r>
-        </w:p>
-      </w:sdtContent>
-    </w:sdt>
     <w:bookmarkStart w:id="20" w:name="introduction"/>
     <w:p>
       <w:pPr>
@@ -1351,7 +1325,7 @@
               <w:pStyle w:val="Compact"/>
             </w:pPr>
             <w:r>
-              <w:t xml:space="preserve">The Markdown source of this documentation.</w:t>
+              <w:t xml:space="preserve">This documentation (Markdown; a Word copy is at the repo root).</w:t>
             </w:r>
           </w:p>
         </w:tc>
@@ -2969,7 +2943,7 @@
     </w:p>
     <w:bookmarkEnd w:id="29"/>
     <w:bookmarkEnd w:id="30"/>
-    <w:bookmarkStart w:id="38" w:name="part-2-actuarial-methodology"/>
+    <w:bookmarkStart w:id="39" w:name="part-2-actuarial-methodology"/>
     <w:p>
       <w:pPr>
         <w:pStyle w:val="Heading1"/>
@@ -5512,7 +5486,25 @@
         <w:t xml:space="preserve"> </w:t>
       </w:r>
       <w:r>
-        <w:t xml:space="preserve">empties the body and collapses the model to a single Pareto. The dashboard shows the fitted versus empirical severity CDF, which updates live as the thresholds move so the user can see how well the fit matches the data and choose where the tail begins.</w:t>
+        <w:t xml:space="preserve">empties the body and collapses the model</w:t>
+      </w:r>
+      <w:r>
+        <w:t xml:space="preserve"> </w:t>
+      </w:r>
+      <w:r>
+        <w:t xml:space="preserve">to a single Pareto. The dashboard shows the fitted versus empirical severity CDF,</w:t>
+      </w:r>
+      <w:r>
+        <w:t xml:space="preserve"> </w:t>
+      </w:r>
+      <w:r>
+        <w:t xml:space="preserve">which updates live as the thresholds move so the user can see how well the fit</w:t>
+      </w:r>
+      <w:r>
+        <w:t xml:space="preserve"> </w:t>
+      </w:r>
+      <w:r>
+        <w:t xml:space="preserve">matches the data and choose where the tail begins.</w:t>
       </w:r>
     </w:p>
     <w:bookmarkEnd w:id="33"/>
@@ -7185,19 +7177,65 @@
     </w:p>
     <w:p>
       <w:pPr>
-        <w:pStyle w:val="FirstParagraph"/>
-      </w:pPr>
-      <w:r>
-        <w:t xml:space="preserve">Alongside the oracle, the Validation table also shows the </w:t>
+        <w:pStyle w:val="BodyText"/>
+      </w:pPr>
+      <w:r>
+        <w:t xml:space="preserve">Alongside the oracle, the Validation table also shows the</w:t>
+      </w:r>
+      <w:r>
+        <w:t xml:space="preserve"> </w:t>
       </w:r>
       <w:r>
         <w:rPr>
           <w:b/>
+          <w:bCs/>
         </w:rPr>
         <w:t xml:space="preserve">burning cost</w:t>
       </w:r>
       <w:r>
-        <w:t xml:space="preserve">: the average annual loss to each layer taken straight from the history, on an as-if basis (every past loss indexed for inflation and corrected for exposure, as if it had happened in the valuation year). Unlike the oracle, this carries no model, so it is the external sense-check. Where the history is thick the modelled expected loss should sit close to it; for a high layer above the historical experience the burning cost reads near zero and the fitted Pareto tail is doing the work, which is exactly where a parametric model earns its keep.</w:t>
+        <w:t xml:space="preserve">: the</w:t>
+      </w:r>
+      <w:r>
+        <w:t xml:space="preserve"> </w:t>
+      </w:r>
+      <w:r>
+        <w:t xml:space="preserve">average annual loss to each layer taken straight from the history, on an as-if</w:t>
+      </w:r>
+      <w:r>
+        <w:t xml:space="preserve"> </w:t>
+      </w:r>
+      <w:r>
+        <w:t xml:space="preserve">basis (every past loss indexed for inflation and corrected for exposure, as if it</w:t>
+      </w:r>
+      <w:r>
+        <w:t xml:space="preserve"> </w:t>
+      </w:r>
+      <w:r>
+        <w:t xml:space="preserve">had happened in the valuation year). Unlike the oracle, this carries no model, so</w:t>
+      </w:r>
+      <w:r>
+        <w:t xml:space="preserve"> </w:t>
+      </w:r>
+      <w:r>
+        <w:t xml:space="preserve">it is the external sense-check. Where the history is thick the modelled expected</w:t>
+      </w:r>
+      <w:r>
+        <w:t xml:space="preserve"> </w:t>
+      </w:r>
+      <w:r>
+        <w:t xml:space="preserve">loss should sit close to it; for a high layer above the historical experience the</w:t>
+      </w:r>
+      <w:r>
+        <w:t xml:space="preserve"> </w:t>
+      </w:r>
+      <w:r>
+        <w:t xml:space="preserve">burning cost reads near zero and the fitted Pareto tail is doing the work, which</w:t>
+      </w:r>
+      <w:r>
+        <w:t xml:space="preserve"> </w:t>
+      </w:r>
+      <w:r>
+        <w:t xml:space="preserve">is exactly where a parametric model earns its keep.</w:t>
       </w:r>
     </w:p>
     <w:bookmarkEnd w:id="36"/>
@@ -7356,6 +7394,48 @@
         <w:t xml:space="preserve">support that choice.</w:t>
       </w:r>
     </w:p>
+    <w:bookmarkEnd w:id="37"/>
+    <w:bookmarkStart w:id="38" w:name="future-work"/>
+    <w:p>
+      <w:pPr>
+        <w:pStyle w:val="Heading2"/>
+      </w:pPr>
+      <w:r>
+        <w:t xml:space="preserve">Future work</w:t>
+      </w:r>
+    </w:p>
+    <w:p>
+      <w:pPr>
+        <w:pStyle w:val="FirstParagraph"/>
+      </w:pPr>
+      <w:r>
+        <w:t xml:space="preserve">Several extensions were planned but deferred from v1, and the engine was</w:t>
+      </w:r>
+      <w:r>
+        <w:t xml:space="preserve"> </w:t>
+      </w:r>
+      <w:r>
+        <w:t xml:space="preserve">structured to accommodate them without rework: proportional treaties (quota</w:t>
+      </w:r>
+      <w:r>
+        <w:t xml:space="preserve"> </w:t>
+      </w:r>
+      <w:r>
+        <w:t xml:space="preserve">share and surplus), loss development and IBNR for long-tail lines, exposure</w:t>
+      </w:r>
+      <w:r>
+        <w:t xml:space="preserve"> </w:t>
+      </w:r>
+      <w:r>
+        <w:t xml:space="preserve">rating curves for low-data lines, and portfolio aggregation across several lines</w:t>
+      </w:r>
+      <w:r>
+        <w:t xml:space="preserve"> </w:t>
+      </w:r>
+      <w:r>
+        <w:t xml:space="preserve">of business (v1 prices a single book at a time).</w:t>
+      </w:r>
+    </w:p>
     <w:p>
       <w:r>
         <w:pict>
@@ -7363,25 +7443,9 @@
         </w:pict>
       </w:r>
     </w:p>
-    <w:bookmarkEnd w:id="37"/>
     <w:bookmarkEnd w:id="38"/>
-    <w:p>
-      <w:pPr>
-        <w:pStyle w:val="Heading2"/>
-      </w:pPr>
-      <w:r>
-        <w:t xml:space="preserve">Future work</w:t>
-      </w:r>
-    </w:p>
-    <w:p>
-      <w:pPr>
-        <w:pStyle w:val="FirstParagraph"/>
-      </w:pPr>
-      <w:r>
-        <w:t xml:space="preserve">Several extensions were planned but deferred from v1, and the engine was structured to accommodate them without rework: proportional treaties (quota share and surplus), loss development and IBNR for long-tail lines, exposure rating curves for low-data lines, and portfolio aggregation across several lines of business (v1 prices a single book at a time).</w:t>
-      </w:r>
-    </w:p>
-    <w:bookmarkStart w:id="39" w:name="references"/>
+    <w:bookmarkEnd w:id="39"/>
+    <w:bookmarkStart w:id="40" w:name="references"/>
     <w:p>
       <w:pPr>
         <w:pStyle w:val="Heading1"/>
@@ -7436,7 +7500,13 @@
         </w:numPr>
       </w:pPr>
       <w:r>
-        <w:t xml:space="preserve">The design and methodology are documented here; the implementation is in the R modules under</w:t>
+        <w:t xml:space="preserve">The design and methodology are documented here; the implementation is in the</w:t>
+      </w:r>
+      <w:r>
+        <w:t xml:space="preserve"> </w:t>
+      </w:r>
+      <w:r>
+        <w:t xml:space="preserve">R modules under</w:t>
       </w:r>
       <w:r>
         <w:t xml:space="preserve"> </w:t>
@@ -7448,7 +7518,10 @@
         <w:t xml:space="preserve">engine/R/</w:t>
       </w:r>
       <w:r>
-        <w:t xml:space="preserve">, each with a matching test under </w:t>
+        <w:t xml:space="preserve">, each with a matching test in</w:t>
+      </w:r>
+      <w:r>
+        <w:t xml:space="preserve"> </w:t>
       </w:r>
       <w:r>
         <w:rPr>
@@ -7460,7 +7533,7 @@
         <w:t xml:space="preserve">.</w:t>
       </w:r>
     </w:p>
-    <w:bookmarkEnd w:id="39"/>
+    <w:bookmarkEnd w:id="40"/>
     <w:sectPr>
       <w:footnotePr>
         <w:numRestart w:val="eachSect"/>

--- a/Technical documentation.docx
+++ b/Technical documentation.docx
@@ -2108,7 +2108,7 @@
         <w:t xml:space="preserve"> </w:t>
       </w:r>
       <w:r>
-        <w:t xml:space="preserve">(key and value rows; only the data parameters live here,</w:t>
+        <w:t xml:space="preserve">(key and value rows; only the valuation year is required,</w:t>
       </w:r>
       <w:r>
         <w:t xml:space="preserve"> </w:t>
@@ -2120,13 +2120,12 @@
     <w:tbl>
       <w:tblPr>
         <w:tblStyle w:val="Table"/>
-        <w:tblW w:type="pct" w:w="5000"/>
-        <w:tblLayout w:type="fixed"/>
+        <w:tblW w:type="auto" w:w="0"/>
         <w:tblLook w:firstRow="1" w:lastRow="0" w:firstColumn="0" w:lastColumn="0" w:noHBand="0" w:noVBand="0" w:val="0020"/>
       </w:tblPr>
       <w:tblGrid>
-        <w:gridCol w:w="1885"/>
-        <w:gridCol w:w="3394"/>
+        <w:gridCol w:w="2640"/>
+        <w:gridCol w:w="2640"/>
         <w:gridCol w:w="2640"/>
       </w:tblGrid>
       <w:tr>
@@ -2178,44 +2177,6 @@
               <w:rPr>
                 <w:rStyle w:val="VerbatimChar"/>
               </w:rPr>
-              <w:t xml:space="preserve">reporting_threshold</w:t>
-            </w:r>
-          </w:p>
-        </w:tc>
-        <w:tc>
-          <w:tcPr/>
-          <w:p>
-            <w:pPr>
-              <w:pStyle w:val="Compact"/>
-            </w:pPr>
-            <w:r>
-              <w:t xml:space="preserve">5</w:t>
-            </w:r>
-          </w:p>
-        </w:tc>
-        <w:tc>
-          <w:tcPr/>
-          <w:p>
-            <w:pPr>
-              <w:pStyle w:val="Compact"/>
-            </w:pPr>
-            <w:r>
-              <w:t xml:space="preserve">losses below this are not present in the data</w:t>
-            </w:r>
-          </w:p>
-        </w:tc>
-      </w:tr>
-      <w:tr>
-        <w:tc>
-          <w:tcPr/>
-          <w:p>
-            <w:pPr>
-              <w:pStyle w:val="Compact"/>
-            </w:pPr>
-            <w:r>
-              <w:rPr>
-                <w:rStyle w:val="VerbatimChar"/>
-              </w:rPr>
               <w:t xml:space="preserve">valuation_year</w:t>
             </w:r>
           </w:p>
@@ -2294,7 +2255,25 @@
         <w:t xml:space="preserve">pipeline.R</w:t>
       </w:r>
       <w:r>
-        <w:t xml:space="preserve">).</w:t>
+        <w:t xml:space="preserve">). The modelling threshold has no fixed</w:t>
+      </w:r>
+      <w:r>
+        <w:t xml:space="preserve"> </w:t>
+      </w:r>
+      <w:r>
+        <w:t xml:space="preserve">built-in default: when neither the dashboard nor the workbook sets it, it starts</w:t>
+      </w:r>
+      <w:r>
+        <w:t xml:space="preserve"> </w:t>
+      </w:r>
+      <w:r>
+        <w:t xml:space="preserve">at the smallest loss in the history, so the model includes every loss until you</w:t>
+      </w:r>
+      <w:r>
+        <w:t xml:space="preserve"> </w:t>
+      </w:r>
+      <w:r>
+        <w:t xml:space="preserve">raise it.</w:t>
       </w:r>
     </w:p>
     <w:bookmarkEnd w:id="27"/>

--- a/Technical documentation.docx
+++ b/Technical documentation.docx
@@ -2102,31 +2102,48 @@
           <w:b/>
           <w:bCs/>
         </w:rPr>
-        <w:t xml:space="preserve">parameters</w:t>
-      </w:r>
-      <w:r>
-        <w:t xml:space="preserve"> </w:t>
-      </w:r>
-      <w:r>
-        <w:t xml:space="preserve">(key and value rows; only the valuation year is required,</w:t>
-      </w:r>
-      <w:r>
-        <w:t xml:space="preserve"> </w:t>
-      </w:r>
-      <w:r>
-        <w:t xml:space="preserve">the modelling choices are set in the dashboard):</w:t>
+        <w:t xml:space="preserve">general inputs</w:t>
+      </w:r>
+      <w:r>
+        <w:t xml:space="preserve"> </w:t>
+      </w:r>
+      <w:r>
+        <w:t xml:space="preserve">(key and value rows; an optional</w:t>
+      </w:r>
+      <w:r>
+        <w:t xml:space="preserve"> </w:t>
+      </w:r>
+      <w:r>
+        <w:rPr>
+          <w:rStyle w:val="VerbatimChar"/>
+        </w:rPr>
+        <w:t xml:space="preserve">notes</w:t>
+      </w:r>
+      <w:r>
+        <w:t xml:space="preserve"> </w:t>
+      </w:r>
+      <w:r>
+        <w:t xml:space="preserve">column may</w:t>
+      </w:r>
+      <w:r>
+        <w:t xml:space="preserve"> </w:t>
+      </w:r>
+      <w:r>
+        <w:t xml:space="preserve">describe each field and is ignored by the reader):</w:t>
       </w:r>
     </w:p>
     <w:tbl>
       <w:tblPr>
         <w:tblStyle w:val="Table"/>
-        <w:tblW w:type="auto" w:w="0"/>
+        <w:tblW w:type="pct" w:w="5000"/>
+        <w:tblLayout w:type="fixed"/>
         <w:tblLook w:firstRow="1" w:lastRow="0" w:firstColumn="0" w:lastColumn="0" w:noHBand="0" w:noVBand="0" w:val="0020"/>
       </w:tblPr>
       <w:tblGrid>
-        <w:gridCol w:w="2640"/>
-        <w:gridCol w:w="2640"/>
-        <w:gridCol w:w="2640"/>
+        <w:gridCol w:w="1277"/>
+        <w:gridCol w:w="2299"/>
+        <w:gridCol w:w="2554"/>
+        <w:gridCol w:w="1788"/>
       </w:tblGrid>
       <w:tr>
         <w:trPr>
@@ -2161,6 +2178,17 @@
               <w:pStyle w:val="Compact"/>
             </w:pPr>
             <w:r>
+              <w:t xml:space="preserve">required</w:t>
+            </w:r>
+          </w:p>
+        </w:tc>
+        <w:tc>
+          <w:tcPr/>
+          <w:p>
+            <w:pPr>
+              <w:pStyle w:val="Compact"/>
+            </w:pPr>
+            <w:r>
               <w:t xml:space="preserve">notes</w:t>
             </w:r>
           </w:p>
@@ -2199,7 +2227,116 @@
               <w:pStyle w:val="Compact"/>
             </w:pPr>
             <w:r>
+              <w:t xml:space="preserve">yes</w:t>
+            </w:r>
+          </w:p>
+        </w:tc>
+        <w:tc>
+          <w:tcPr/>
+          <w:p>
+            <w:pPr>
+              <w:pStyle w:val="Compact"/>
+            </w:pPr>
+            <w:r>
               <w:t xml:space="preserve">the year all losses are revalued to</w:t>
+            </w:r>
+          </w:p>
+        </w:tc>
+      </w:tr>
+      <w:tr>
+        <w:tc>
+          <w:tcPr/>
+          <w:p>
+            <w:pPr>
+              <w:pStyle w:val="Compact"/>
+            </w:pPr>
+            <w:r>
+              <w:rPr>
+                <w:rStyle w:val="VerbatimChar"/>
+              </w:rPr>
+              <w:t xml:space="preserve">currency</w:t>
+            </w:r>
+          </w:p>
+        </w:tc>
+        <w:tc>
+          <w:tcPr/>
+          <w:p>
+            <w:pPr>
+              <w:pStyle w:val="Compact"/>
+            </w:pPr>
+            <w:r>
+              <w:t xml:space="preserve">EUR</w:t>
+            </w:r>
+          </w:p>
+        </w:tc>
+        <w:tc>
+          <w:tcPr/>
+          <w:p>
+            <w:pPr>
+              <w:pStyle w:val="Compact"/>
+            </w:pPr>
+            <w:r>
+              <w:t xml:space="preserve">no</w:t>
+            </w:r>
+          </w:p>
+        </w:tc>
+        <w:tc>
+          <w:tcPr/>
+          <w:p>
+            <w:pPr>
+              <w:pStyle w:val="Compact"/>
+            </w:pPr>
+            <w:r>
+              <w:t xml:space="preserve">labels every amount in the dashboard and the export</w:t>
+            </w:r>
+          </w:p>
+        </w:tc>
+      </w:tr>
+      <w:tr>
+        <w:tc>
+          <w:tcPr/>
+          <w:p>
+            <w:pPr>
+              <w:pStyle w:val="Compact"/>
+            </w:pPr>
+            <w:r>
+              <w:rPr>
+                <w:rStyle w:val="VerbatimChar"/>
+              </w:rPr>
+              <w:t xml:space="preserve">amount_units</w:t>
+            </w:r>
+          </w:p>
+        </w:tc>
+        <w:tc>
+          <w:tcPr/>
+          <w:p>
+            <w:pPr>
+              <w:pStyle w:val="Compact"/>
+            </w:pPr>
+            <w:r>
+              <w:t xml:space="preserve">millions</w:t>
+            </w:r>
+          </w:p>
+        </w:tc>
+        <w:tc>
+          <w:tcPr/>
+          <w:p>
+            <w:pPr>
+              <w:pStyle w:val="Compact"/>
+            </w:pPr>
+            <w:r>
+              <w:t xml:space="preserve">no</w:t>
+            </w:r>
+          </w:p>
+        </w:tc>
+        <w:tc>
+          <w:tcPr/>
+          <w:p>
+            <w:pPr>
+              <w:pStyle w:val="Compact"/>
+            </w:pPr>
+            <w:r>
+              <w:t xml:space="preserve">labels the scale of the figures, e.g. millions</w:t>
             </w:r>
           </w:p>
         </w:tc>

--- a/Technical documentation.docx
+++ b/Technical documentation.docx
@@ -475,7 +475,7 @@
               <w:pStyle w:val="Compact"/>
             </w:pPr>
             <w:r>
-              <w:t xml:space="preserve">Upload the workbook and review the losses, exposure and inflation that loaded.</w:t>
+              <w:t xml:space="preserve">Upload the workbook and review the general inputs, losses, exposure and inflation that loaded.</w:t>
             </w:r>
           </w:p>
         </w:tc>
@@ -1555,529 +1555,6 @@
         <w:t xml:space="preserve">in the workbook; it is defined in the dashboard.</w:t>
       </w:r>
     </w:p>
-    <w:p>
-      <w:pPr>
-        <w:pStyle w:val="BodyText"/>
-      </w:pPr>
-      <w:r>
-        <w:rPr>
-          <w:b/>
-          <w:bCs/>
-        </w:rPr>
-        <w:t xml:space="preserve">Sheet</w:t>
-      </w:r>
-      <w:r>
-        <w:rPr>
-          <w:b/>
-          <w:bCs/>
-        </w:rPr>
-        <w:t xml:space="preserve"> </w:t>
-      </w:r>
-      <w:r>
-        <w:rPr>
-          <w:rStyle w:val="VerbatimChar"/>
-          <w:b/>
-          <w:bCs/>
-        </w:rPr>
-        <w:t xml:space="preserve">losses</w:t>
-      </w:r>
-      <w:r>
-        <w:t xml:space="preserve"> </w:t>
-      </w:r>
-      <w:r>
-        <w:t xml:space="preserve">(one row per individual loss):</w:t>
-      </w:r>
-    </w:p>
-    <w:tbl>
-      <w:tblPr>
-        <w:tblStyle w:val="Table"/>
-        <w:tblW w:type="auto" w:w="0"/>
-        <w:tblLook w:firstRow="1" w:lastRow="0" w:firstColumn="0" w:lastColumn="0" w:noHBand="0" w:noVBand="0" w:val="0020"/>
-      </w:tblPr>
-      <w:tblGrid>
-        <w:gridCol w:w="2640"/>
-        <w:gridCol w:w="2640"/>
-        <w:gridCol w:w="2640"/>
-      </w:tblGrid>
-      <w:tr>
-        <w:trPr>
-          <w:tblHeader w:val="on"/>
-        </w:trPr>
-        <w:tc>
-          <w:tcPr/>
-          <w:p>
-            <w:pPr>
-              <w:pStyle w:val="Compact"/>
-            </w:pPr>
-            <w:r>
-              <w:t xml:space="preserve">column</w:t>
-            </w:r>
-          </w:p>
-        </w:tc>
-        <w:tc>
-          <w:tcPr/>
-          <w:p>
-            <w:pPr>
-              <w:pStyle w:val="Compact"/>
-            </w:pPr>
-            <w:r>
-              <w:t xml:space="preserve">type</w:t>
-            </w:r>
-          </w:p>
-        </w:tc>
-        <w:tc>
-          <w:tcPr/>
-          <w:p>
-            <w:pPr>
-              <w:pStyle w:val="Compact"/>
-            </w:pPr>
-            <w:r>
-              <w:t xml:space="preserve">notes</w:t>
-            </w:r>
-          </w:p>
-        </w:tc>
-      </w:tr>
-      <w:tr>
-        <w:tc>
-          <w:tcPr/>
-          <w:p>
-            <w:pPr>
-              <w:pStyle w:val="Compact"/>
-            </w:pPr>
-            <w:r>
-              <w:rPr>
-                <w:rStyle w:val="VerbatimChar"/>
-              </w:rPr>
-              <w:t xml:space="preserve">year</w:t>
-            </w:r>
-          </w:p>
-        </w:tc>
-        <w:tc>
-          <w:tcPr/>
-          <w:p>
-            <w:pPr>
-              <w:pStyle w:val="Compact"/>
-            </w:pPr>
-            <w:r>
-              <w:t xml:space="preserve">integer</w:t>
-            </w:r>
-          </w:p>
-        </w:tc>
-        <w:tc>
-          <w:tcPr/>
-          <w:p>
-            <w:pPr>
-              <w:pStyle w:val="Compact"/>
-            </w:pPr>
-            <w:r>
-              <w:t xml:space="preserve">accident or occurrence year</w:t>
-            </w:r>
-          </w:p>
-        </w:tc>
-      </w:tr>
-      <w:tr>
-        <w:tc>
-          <w:tcPr/>
-          <w:p>
-            <w:pPr>
-              <w:pStyle w:val="Compact"/>
-            </w:pPr>
-            <w:r>
-              <w:rPr>
-                <w:rStyle w:val="VerbatimChar"/>
-              </w:rPr>
-              <w:t xml:space="preserve">loss</w:t>
-            </w:r>
-          </w:p>
-        </w:tc>
-        <w:tc>
-          <w:tcPr/>
-          <w:p>
-            <w:pPr>
-              <w:pStyle w:val="Compact"/>
-            </w:pPr>
-            <w:r>
-              <w:t xml:space="preserve">numeric</w:t>
-            </w:r>
-          </w:p>
-        </w:tc>
-        <w:tc>
-          <w:tcPr/>
-          <w:p>
-            <w:pPr>
-              <w:pStyle w:val="Compact"/>
-            </w:pPr>
-            <w:r>
-              <w:t xml:space="preserve">ground-up loss amount</w:t>
-            </w:r>
-          </w:p>
-        </w:tc>
-      </w:tr>
-      <w:tr>
-        <w:tc>
-          <w:tcPr/>
-          <w:p>
-            <w:pPr>
-              <w:pStyle w:val="Compact"/>
-            </w:pPr>
-            <w:r>
-              <w:rPr>
-                <w:rStyle w:val="VerbatimChar"/>
-              </w:rPr>
-              <w:t xml:space="preserve">line_of_business</w:t>
-            </w:r>
-          </w:p>
-        </w:tc>
-        <w:tc>
-          <w:tcPr/>
-          <w:p>
-            <w:pPr>
-              <w:pStyle w:val="Compact"/>
-            </w:pPr>
-            <w:r>
-              <w:t xml:space="preserve">text</w:t>
-            </w:r>
-          </w:p>
-        </w:tc>
-        <w:tc>
-          <w:tcPr/>
-          <w:p>
-            <w:pPr>
-              <w:pStyle w:val="Compact"/>
-            </w:pPr>
-            <w:r>
-              <w:t xml:space="preserve">optional, informational</w:t>
-            </w:r>
-          </w:p>
-        </w:tc>
-      </w:tr>
-    </w:tbl>
-    <w:p>
-      <w:pPr>
-        <w:pStyle w:val="BodyText"/>
-      </w:pPr>
-      <w:r>
-        <w:rPr>
-          <w:b/>
-          <w:bCs/>
-        </w:rPr>
-        <w:t xml:space="preserve">Sheet</w:t>
-      </w:r>
-      <w:r>
-        <w:rPr>
-          <w:b/>
-          <w:bCs/>
-        </w:rPr>
-        <w:t xml:space="preserve"> </w:t>
-      </w:r>
-      <w:r>
-        <w:rPr>
-          <w:rStyle w:val="VerbatimChar"/>
-          <w:b/>
-          <w:bCs/>
-        </w:rPr>
-        <w:t xml:space="preserve">exposure</w:t>
-      </w:r>
-      <w:r>
-        <w:t xml:space="preserve"> </w:t>
-      </w:r>
-      <w:r>
-        <w:t xml:space="preserve">(one row per year, including the prospective valuation</w:t>
-      </w:r>
-      <w:r>
-        <w:t xml:space="preserve"> </w:t>
-      </w:r>
-      <w:r>
-        <w:t xml:space="preserve">year):</w:t>
-      </w:r>
-    </w:p>
-    <w:tbl>
-      <w:tblPr>
-        <w:tblStyle w:val="Table"/>
-        <w:tblW w:type="pct" w:w="5000"/>
-        <w:tblLayout w:type="fixed"/>
-        <w:tblLook w:firstRow="1" w:lastRow="0" w:firstColumn="0" w:lastColumn="0" w:noHBand="0" w:noVBand="0" w:val="0020"/>
-      </w:tblPr>
-      <w:tblGrid>
-        <w:gridCol w:w="3017"/>
-        <w:gridCol w:w="2262"/>
-        <w:gridCol w:w="2640"/>
-      </w:tblGrid>
-      <w:tr>
-        <w:trPr>
-          <w:tblHeader w:val="on"/>
-        </w:trPr>
-        <w:tc>
-          <w:tcPr/>
-          <w:p>
-            <w:pPr>
-              <w:pStyle w:val="Compact"/>
-            </w:pPr>
-            <w:r>
-              <w:t xml:space="preserve">column</w:t>
-            </w:r>
-          </w:p>
-        </w:tc>
-        <w:tc>
-          <w:tcPr/>
-          <w:p>
-            <w:pPr>
-              <w:pStyle w:val="Compact"/>
-            </w:pPr>
-            <w:r>
-              <w:t xml:space="preserve">type</w:t>
-            </w:r>
-          </w:p>
-        </w:tc>
-        <w:tc>
-          <w:tcPr/>
-          <w:p>
-            <w:pPr>
-              <w:pStyle w:val="Compact"/>
-            </w:pPr>
-            <w:r>
-              <w:t xml:space="preserve">notes</w:t>
-            </w:r>
-          </w:p>
-        </w:tc>
-      </w:tr>
-      <w:tr>
-        <w:tc>
-          <w:tcPr/>
-          <w:p>
-            <w:pPr>
-              <w:pStyle w:val="Compact"/>
-            </w:pPr>
-            <w:r>
-              <w:rPr>
-                <w:rStyle w:val="VerbatimChar"/>
-              </w:rPr>
-              <w:t xml:space="preserve">year</w:t>
-            </w:r>
-          </w:p>
-        </w:tc>
-        <w:tc>
-          <w:tcPr/>
-          <w:p>
-            <w:pPr>
-              <w:pStyle w:val="Compact"/>
-            </w:pPr>
-            <w:r>
-              <w:t xml:space="preserve">integer</w:t>
-            </w:r>
-          </w:p>
-        </w:tc>
-        <w:tc>
-          <w:tcPr/>
-          <w:p>
-            <w:pPr>
-              <w:pStyle w:val="Compact"/>
-            </w:pPr>
-          </w:p>
-        </w:tc>
-      </w:tr>
-      <w:tr>
-        <w:tc>
-          <w:tcPr/>
-          <w:p>
-            <w:pPr>
-              <w:pStyle w:val="Compact"/>
-            </w:pPr>
-            <w:r>
-              <w:rPr>
-                <w:rStyle w:val="VerbatimChar"/>
-              </w:rPr>
-              <w:t xml:space="preserve">exposure</w:t>
-            </w:r>
-          </w:p>
-        </w:tc>
-        <w:tc>
-          <w:tcPr/>
-          <w:p>
-            <w:pPr>
-              <w:pStyle w:val="Compact"/>
-            </w:pPr>
-            <w:r>
-              <w:t xml:space="preserve">numeric</w:t>
-            </w:r>
-          </w:p>
-        </w:tc>
-        <w:tc>
-          <w:tcPr/>
-          <w:p>
-            <w:pPr>
-              <w:pStyle w:val="Compact"/>
-            </w:pPr>
-            <w:r>
-              <w:t xml:space="preserve">exposure measure, for example number of risks or sum insured</w:t>
-            </w:r>
-          </w:p>
-        </w:tc>
-      </w:tr>
-    </w:tbl>
-    <w:p>
-      <w:pPr>
-        <w:pStyle w:val="BodyText"/>
-      </w:pPr>
-      <w:r>
-        <w:rPr>
-          <w:b/>
-          <w:bCs/>
-        </w:rPr>
-        <w:t xml:space="preserve">Sheet</w:t>
-      </w:r>
-      <w:r>
-        <w:rPr>
-          <w:b/>
-          <w:bCs/>
-        </w:rPr>
-        <w:t xml:space="preserve"> </w:t>
-      </w:r>
-      <w:r>
-        <w:rPr>
-          <w:rStyle w:val="VerbatimChar"/>
-          <w:b/>
-          <w:bCs/>
-        </w:rPr>
-        <w:t xml:space="preserve">inflation</w:t>
-      </w:r>
-      <w:r>
-        <w:t xml:space="preserve"> </w:t>
-      </w:r>
-      <w:r>
-        <w:t xml:space="preserve">(loss inflation is a per-year rate, not a single</w:t>
-      </w:r>
-      <w:r>
-        <w:t xml:space="preserve"> </w:t>
-      </w:r>
-      <w:r>
-        <w:t xml:space="preserve">constant):</w:t>
-      </w:r>
-    </w:p>
-    <w:tbl>
-      <w:tblPr>
-        <w:tblStyle w:val="Table"/>
-        <w:tblW w:type="pct" w:w="5000"/>
-        <w:tblLayout w:type="fixed"/>
-        <w:tblLook w:firstRow="1" w:lastRow="0" w:firstColumn="0" w:lastColumn="0" w:noHBand="0" w:noVBand="0" w:val="0020"/>
-      </w:tblPr>
-      <w:tblGrid>
-        <w:gridCol w:w="3017"/>
-        <w:gridCol w:w="2262"/>
-        <w:gridCol w:w="2640"/>
-      </w:tblGrid>
-      <w:tr>
-        <w:trPr>
-          <w:tblHeader w:val="on"/>
-        </w:trPr>
-        <w:tc>
-          <w:tcPr/>
-          <w:p>
-            <w:pPr>
-              <w:pStyle w:val="Compact"/>
-            </w:pPr>
-            <w:r>
-              <w:t xml:space="preserve">column</w:t>
-            </w:r>
-          </w:p>
-        </w:tc>
-        <w:tc>
-          <w:tcPr/>
-          <w:p>
-            <w:pPr>
-              <w:pStyle w:val="Compact"/>
-            </w:pPr>
-            <w:r>
-              <w:t xml:space="preserve">type</w:t>
-            </w:r>
-          </w:p>
-        </w:tc>
-        <w:tc>
-          <w:tcPr/>
-          <w:p>
-            <w:pPr>
-              <w:pStyle w:val="Compact"/>
-            </w:pPr>
-            <w:r>
-              <w:t xml:space="preserve">notes</w:t>
-            </w:r>
-          </w:p>
-        </w:tc>
-      </w:tr>
-      <w:tr>
-        <w:tc>
-          <w:tcPr/>
-          <w:p>
-            <w:pPr>
-              <w:pStyle w:val="Compact"/>
-            </w:pPr>
-            <w:r>
-              <w:rPr>
-                <w:rStyle w:val="VerbatimChar"/>
-              </w:rPr>
-              <w:t xml:space="preserve">year</w:t>
-            </w:r>
-          </w:p>
-        </w:tc>
-        <w:tc>
-          <w:tcPr/>
-          <w:p>
-            <w:pPr>
-              <w:pStyle w:val="Compact"/>
-            </w:pPr>
-            <w:r>
-              <w:t xml:space="preserve">integer</w:t>
-            </w:r>
-          </w:p>
-        </w:tc>
-        <w:tc>
-          <w:tcPr/>
-          <w:p>
-            <w:pPr>
-              <w:pStyle w:val="Compact"/>
-            </w:pPr>
-          </w:p>
-        </w:tc>
-      </w:tr>
-      <w:tr>
-        <w:tc>
-          <w:tcPr/>
-          <w:p>
-            <w:pPr>
-              <w:pStyle w:val="Compact"/>
-            </w:pPr>
-            <w:r>
-              <w:rPr>
-                <w:rStyle w:val="VerbatimChar"/>
-              </w:rPr>
-              <w:t xml:space="preserve">inflation</w:t>
-            </w:r>
-          </w:p>
-        </w:tc>
-        <w:tc>
-          <w:tcPr/>
-          <w:p>
-            <w:pPr>
-              <w:pStyle w:val="Compact"/>
-            </w:pPr>
-            <w:r>
-              <w:t xml:space="preserve">numeric</w:t>
-            </w:r>
-          </w:p>
-        </w:tc>
-        <w:tc>
-          <w:tcPr/>
-          <w:p>
-            <w:pPr>
-              <w:pStyle w:val="Compact"/>
-            </w:pPr>
-            <w:r>
-              <w:t xml:space="preserve">loss inflation during that year, for example 0.03 for 3%</w:t>
-            </w:r>
-          </w:p>
-        </w:tc>
-      </w:tr>
-    </w:tbl>
     <w:p>
       <w:pPr>
         <w:pStyle w:val="BodyText"/>
@@ -2413,6 +1890,529 @@
         <w:t xml:space="preserve">raise it.</w:t>
       </w:r>
     </w:p>
+    <w:p>
+      <w:pPr>
+        <w:pStyle w:val="BodyText"/>
+      </w:pPr>
+      <w:r>
+        <w:rPr>
+          <w:b/>
+          <w:bCs/>
+        </w:rPr>
+        <w:t xml:space="preserve">Sheet</w:t>
+      </w:r>
+      <w:r>
+        <w:rPr>
+          <w:b/>
+          <w:bCs/>
+        </w:rPr>
+        <w:t xml:space="preserve"> </w:t>
+      </w:r>
+      <w:r>
+        <w:rPr>
+          <w:rStyle w:val="VerbatimChar"/>
+          <w:b/>
+          <w:bCs/>
+        </w:rPr>
+        <w:t xml:space="preserve">losses</w:t>
+      </w:r>
+      <w:r>
+        <w:t xml:space="preserve"> </w:t>
+      </w:r>
+      <w:r>
+        <w:t xml:space="preserve">(one row per individual loss):</w:t>
+      </w:r>
+    </w:p>
+    <w:tbl>
+      <w:tblPr>
+        <w:tblStyle w:val="Table"/>
+        <w:tblW w:type="auto" w:w="0"/>
+        <w:tblLook w:firstRow="1" w:lastRow="0" w:firstColumn="0" w:lastColumn="0" w:noHBand="0" w:noVBand="0" w:val="0020"/>
+      </w:tblPr>
+      <w:tblGrid>
+        <w:gridCol w:w="2640"/>
+        <w:gridCol w:w="2640"/>
+        <w:gridCol w:w="2640"/>
+      </w:tblGrid>
+      <w:tr>
+        <w:trPr>
+          <w:tblHeader w:val="on"/>
+        </w:trPr>
+        <w:tc>
+          <w:tcPr/>
+          <w:p>
+            <w:pPr>
+              <w:pStyle w:val="Compact"/>
+            </w:pPr>
+            <w:r>
+              <w:t xml:space="preserve">column</w:t>
+            </w:r>
+          </w:p>
+        </w:tc>
+        <w:tc>
+          <w:tcPr/>
+          <w:p>
+            <w:pPr>
+              <w:pStyle w:val="Compact"/>
+            </w:pPr>
+            <w:r>
+              <w:t xml:space="preserve">type</w:t>
+            </w:r>
+          </w:p>
+        </w:tc>
+        <w:tc>
+          <w:tcPr/>
+          <w:p>
+            <w:pPr>
+              <w:pStyle w:val="Compact"/>
+            </w:pPr>
+            <w:r>
+              <w:t xml:space="preserve">notes</w:t>
+            </w:r>
+          </w:p>
+        </w:tc>
+      </w:tr>
+      <w:tr>
+        <w:tc>
+          <w:tcPr/>
+          <w:p>
+            <w:pPr>
+              <w:pStyle w:val="Compact"/>
+            </w:pPr>
+            <w:r>
+              <w:rPr>
+                <w:rStyle w:val="VerbatimChar"/>
+              </w:rPr>
+              <w:t xml:space="preserve">year</w:t>
+            </w:r>
+          </w:p>
+        </w:tc>
+        <w:tc>
+          <w:tcPr/>
+          <w:p>
+            <w:pPr>
+              <w:pStyle w:val="Compact"/>
+            </w:pPr>
+            <w:r>
+              <w:t xml:space="preserve">integer</w:t>
+            </w:r>
+          </w:p>
+        </w:tc>
+        <w:tc>
+          <w:tcPr/>
+          <w:p>
+            <w:pPr>
+              <w:pStyle w:val="Compact"/>
+            </w:pPr>
+            <w:r>
+              <w:t xml:space="preserve">accident or occurrence year</w:t>
+            </w:r>
+          </w:p>
+        </w:tc>
+      </w:tr>
+      <w:tr>
+        <w:tc>
+          <w:tcPr/>
+          <w:p>
+            <w:pPr>
+              <w:pStyle w:val="Compact"/>
+            </w:pPr>
+            <w:r>
+              <w:rPr>
+                <w:rStyle w:val="VerbatimChar"/>
+              </w:rPr>
+              <w:t xml:space="preserve">loss</w:t>
+            </w:r>
+          </w:p>
+        </w:tc>
+        <w:tc>
+          <w:tcPr/>
+          <w:p>
+            <w:pPr>
+              <w:pStyle w:val="Compact"/>
+            </w:pPr>
+            <w:r>
+              <w:t xml:space="preserve">numeric</w:t>
+            </w:r>
+          </w:p>
+        </w:tc>
+        <w:tc>
+          <w:tcPr/>
+          <w:p>
+            <w:pPr>
+              <w:pStyle w:val="Compact"/>
+            </w:pPr>
+            <w:r>
+              <w:t xml:space="preserve">ground-up loss amount</w:t>
+            </w:r>
+          </w:p>
+        </w:tc>
+      </w:tr>
+      <w:tr>
+        <w:tc>
+          <w:tcPr/>
+          <w:p>
+            <w:pPr>
+              <w:pStyle w:val="Compact"/>
+            </w:pPr>
+            <w:r>
+              <w:rPr>
+                <w:rStyle w:val="VerbatimChar"/>
+              </w:rPr>
+              <w:t xml:space="preserve">line_of_business</w:t>
+            </w:r>
+          </w:p>
+        </w:tc>
+        <w:tc>
+          <w:tcPr/>
+          <w:p>
+            <w:pPr>
+              <w:pStyle w:val="Compact"/>
+            </w:pPr>
+            <w:r>
+              <w:t xml:space="preserve">text</w:t>
+            </w:r>
+          </w:p>
+        </w:tc>
+        <w:tc>
+          <w:tcPr/>
+          <w:p>
+            <w:pPr>
+              <w:pStyle w:val="Compact"/>
+            </w:pPr>
+            <w:r>
+              <w:t xml:space="preserve">optional, informational</w:t>
+            </w:r>
+          </w:p>
+        </w:tc>
+      </w:tr>
+    </w:tbl>
+    <w:p>
+      <w:pPr>
+        <w:pStyle w:val="BodyText"/>
+      </w:pPr>
+      <w:r>
+        <w:rPr>
+          <w:b/>
+          <w:bCs/>
+        </w:rPr>
+        <w:t xml:space="preserve">Sheet</w:t>
+      </w:r>
+      <w:r>
+        <w:rPr>
+          <w:b/>
+          <w:bCs/>
+        </w:rPr>
+        <w:t xml:space="preserve"> </w:t>
+      </w:r>
+      <w:r>
+        <w:rPr>
+          <w:rStyle w:val="VerbatimChar"/>
+          <w:b/>
+          <w:bCs/>
+        </w:rPr>
+        <w:t xml:space="preserve">exposure</w:t>
+      </w:r>
+      <w:r>
+        <w:t xml:space="preserve"> </w:t>
+      </w:r>
+      <w:r>
+        <w:t xml:space="preserve">(one row per year, including the prospective valuation</w:t>
+      </w:r>
+      <w:r>
+        <w:t xml:space="preserve"> </w:t>
+      </w:r>
+      <w:r>
+        <w:t xml:space="preserve">year):</w:t>
+      </w:r>
+    </w:p>
+    <w:tbl>
+      <w:tblPr>
+        <w:tblStyle w:val="Table"/>
+        <w:tblW w:type="pct" w:w="5000"/>
+        <w:tblLayout w:type="fixed"/>
+        <w:tblLook w:firstRow="1" w:lastRow="0" w:firstColumn="0" w:lastColumn="0" w:noHBand="0" w:noVBand="0" w:val="0020"/>
+      </w:tblPr>
+      <w:tblGrid>
+        <w:gridCol w:w="3017"/>
+        <w:gridCol w:w="2262"/>
+        <w:gridCol w:w="2640"/>
+      </w:tblGrid>
+      <w:tr>
+        <w:trPr>
+          <w:tblHeader w:val="on"/>
+        </w:trPr>
+        <w:tc>
+          <w:tcPr/>
+          <w:p>
+            <w:pPr>
+              <w:pStyle w:val="Compact"/>
+            </w:pPr>
+            <w:r>
+              <w:t xml:space="preserve">column</w:t>
+            </w:r>
+          </w:p>
+        </w:tc>
+        <w:tc>
+          <w:tcPr/>
+          <w:p>
+            <w:pPr>
+              <w:pStyle w:val="Compact"/>
+            </w:pPr>
+            <w:r>
+              <w:t xml:space="preserve">type</w:t>
+            </w:r>
+          </w:p>
+        </w:tc>
+        <w:tc>
+          <w:tcPr/>
+          <w:p>
+            <w:pPr>
+              <w:pStyle w:val="Compact"/>
+            </w:pPr>
+            <w:r>
+              <w:t xml:space="preserve">notes</w:t>
+            </w:r>
+          </w:p>
+        </w:tc>
+      </w:tr>
+      <w:tr>
+        <w:tc>
+          <w:tcPr/>
+          <w:p>
+            <w:pPr>
+              <w:pStyle w:val="Compact"/>
+            </w:pPr>
+            <w:r>
+              <w:rPr>
+                <w:rStyle w:val="VerbatimChar"/>
+              </w:rPr>
+              <w:t xml:space="preserve">year</w:t>
+            </w:r>
+          </w:p>
+        </w:tc>
+        <w:tc>
+          <w:tcPr/>
+          <w:p>
+            <w:pPr>
+              <w:pStyle w:val="Compact"/>
+            </w:pPr>
+            <w:r>
+              <w:t xml:space="preserve">integer</w:t>
+            </w:r>
+          </w:p>
+        </w:tc>
+        <w:tc>
+          <w:tcPr/>
+          <w:p>
+            <w:pPr>
+              <w:pStyle w:val="Compact"/>
+            </w:pPr>
+          </w:p>
+        </w:tc>
+      </w:tr>
+      <w:tr>
+        <w:tc>
+          <w:tcPr/>
+          <w:p>
+            <w:pPr>
+              <w:pStyle w:val="Compact"/>
+            </w:pPr>
+            <w:r>
+              <w:rPr>
+                <w:rStyle w:val="VerbatimChar"/>
+              </w:rPr>
+              <w:t xml:space="preserve">exposure</w:t>
+            </w:r>
+          </w:p>
+        </w:tc>
+        <w:tc>
+          <w:tcPr/>
+          <w:p>
+            <w:pPr>
+              <w:pStyle w:val="Compact"/>
+            </w:pPr>
+            <w:r>
+              <w:t xml:space="preserve">numeric</w:t>
+            </w:r>
+          </w:p>
+        </w:tc>
+        <w:tc>
+          <w:tcPr/>
+          <w:p>
+            <w:pPr>
+              <w:pStyle w:val="Compact"/>
+            </w:pPr>
+            <w:r>
+              <w:t xml:space="preserve">exposure measure, for example number of risks or sum insured</w:t>
+            </w:r>
+          </w:p>
+        </w:tc>
+      </w:tr>
+    </w:tbl>
+    <w:p>
+      <w:pPr>
+        <w:pStyle w:val="BodyText"/>
+      </w:pPr>
+      <w:r>
+        <w:rPr>
+          <w:b/>
+          <w:bCs/>
+        </w:rPr>
+        <w:t xml:space="preserve">Sheet</w:t>
+      </w:r>
+      <w:r>
+        <w:rPr>
+          <w:b/>
+          <w:bCs/>
+        </w:rPr>
+        <w:t xml:space="preserve"> </w:t>
+      </w:r>
+      <w:r>
+        <w:rPr>
+          <w:rStyle w:val="VerbatimChar"/>
+          <w:b/>
+          <w:bCs/>
+        </w:rPr>
+        <w:t xml:space="preserve">inflation</w:t>
+      </w:r>
+      <w:r>
+        <w:t xml:space="preserve"> </w:t>
+      </w:r>
+      <w:r>
+        <w:t xml:space="preserve">(loss inflation is a per-year rate, not a single</w:t>
+      </w:r>
+      <w:r>
+        <w:t xml:space="preserve"> </w:t>
+      </w:r>
+      <w:r>
+        <w:t xml:space="preserve">constant):</w:t>
+      </w:r>
+    </w:p>
+    <w:tbl>
+      <w:tblPr>
+        <w:tblStyle w:val="Table"/>
+        <w:tblW w:type="pct" w:w="5000"/>
+        <w:tblLayout w:type="fixed"/>
+        <w:tblLook w:firstRow="1" w:lastRow="0" w:firstColumn="0" w:lastColumn="0" w:noHBand="0" w:noVBand="0" w:val="0020"/>
+      </w:tblPr>
+      <w:tblGrid>
+        <w:gridCol w:w="3017"/>
+        <w:gridCol w:w="2262"/>
+        <w:gridCol w:w="2640"/>
+      </w:tblGrid>
+      <w:tr>
+        <w:trPr>
+          <w:tblHeader w:val="on"/>
+        </w:trPr>
+        <w:tc>
+          <w:tcPr/>
+          <w:p>
+            <w:pPr>
+              <w:pStyle w:val="Compact"/>
+            </w:pPr>
+            <w:r>
+              <w:t xml:space="preserve">column</w:t>
+            </w:r>
+          </w:p>
+        </w:tc>
+        <w:tc>
+          <w:tcPr/>
+          <w:p>
+            <w:pPr>
+              <w:pStyle w:val="Compact"/>
+            </w:pPr>
+            <w:r>
+              <w:t xml:space="preserve">type</w:t>
+            </w:r>
+          </w:p>
+        </w:tc>
+        <w:tc>
+          <w:tcPr/>
+          <w:p>
+            <w:pPr>
+              <w:pStyle w:val="Compact"/>
+            </w:pPr>
+            <w:r>
+              <w:t xml:space="preserve">notes</w:t>
+            </w:r>
+          </w:p>
+        </w:tc>
+      </w:tr>
+      <w:tr>
+        <w:tc>
+          <w:tcPr/>
+          <w:p>
+            <w:pPr>
+              <w:pStyle w:val="Compact"/>
+            </w:pPr>
+            <w:r>
+              <w:rPr>
+                <w:rStyle w:val="VerbatimChar"/>
+              </w:rPr>
+              <w:t xml:space="preserve">year</w:t>
+            </w:r>
+          </w:p>
+        </w:tc>
+        <w:tc>
+          <w:tcPr/>
+          <w:p>
+            <w:pPr>
+              <w:pStyle w:val="Compact"/>
+            </w:pPr>
+            <w:r>
+              <w:t xml:space="preserve">integer</w:t>
+            </w:r>
+          </w:p>
+        </w:tc>
+        <w:tc>
+          <w:tcPr/>
+          <w:p>
+            <w:pPr>
+              <w:pStyle w:val="Compact"/>
+            </w:pPr>
+          </w:p>
+        </w:tc>
+      </w:tr>
+      <w:tr>
+        <w:tc>
+          <w:tcPr/>
+          <w:p>
+            <w:pPr>
+              <w:pStyle w:val="Compact"/>
+            </w:pPr>
+            <w:r>
+              <w:rPr>
+                <w:rStyle w:val="VerbatimChar"/>
+              </w:rPr>
+              <w:t xml:space="preserve">inflation</w:t>
+            </w:r>
+          </w:p>
+        </w:tc>
+        <w:tc>
+          <w:tcPr/>
+          <w:p>
+            <w:pPr>
+              <w:pStyle w:val="Compact"/>
+            </w:pPr>
+            <w:r>
+              <w:t xml:space="preserve">numeric</w:t>
+            </w:r>
+          </w:p>
+        </w:tc>
+        <w:tc>
+          <w:tcPr/>
+          <w:p>
+            <w:pPr>
+              <w:pStyle w:val="Compact"/>
+            </w:pPr>
+            <w:r>
+              <w:t xml:space="preserve">loss inflation during that year, for example 0.03 for 3%</w:t>
+            </w:r>
+          </w:p>
+        </w:tc>
+      </w:tr>
+    </w:tbl>
     <w:bookmarkEnd w:id="27"/>
     <w:bookmarkStart w:id="28" w:name="output"/>
     <w:p>

--- a/Technical documentation.docx
+++ b/Technical documentation.docx
@@ -1887,7 +1887,13 @@
         <w:t xml:space="preserve"> </w:t>
       </w:r>
       <w:r>
-        <w:t xml:space="preserve">raise it.</w:t>
+        <w:t xml:space="preserve">raise it. The threshold is inclusive: losses exactly at the modelling threshold</w:t>
+      </w:r>
+      <w:r>
+        <w:t xml:space="preserve"> </w:t>
+      </w:r>
+      <w:r>
+        <w:t xml:space="preserve">are modelled, and only smaller losses are ignored.</w:t>
       </w:r>
     </w:p>
     <w:p>

--- a/Technical documentation.docx
+++ b/Technical documentation.docx
@@ -1731,6 +1731,55 @@
               <w:rPr>
                 <w:rStyle w:val="VerbatimChar"/>
               </w:rPr>
+              <w:t xml:space="preserve">reporting_threshold</w:t>
+            </w:r>
+          </w:p>
+        </w:tc>
+        <w:tc>
+          <w:tcPr/>
+          <w:p>
+            <w:pPr>
+              <w:pStyle w:val="Compact"/>
+            </w:pPr>
+            <w:r>
+              <w:t xml:space="preserve">2</w:t>
+            </w:r>
+          </w:p>
+        </w:tc>
+        <w:tc>
+          <w:tcPr/>
+          <w:p>
+            <w:pPr>
+              <w:pStyle w:val="Compact"/>
+            </w:pPr>
+            <w:r>
+              <w:t xml:space="preserve">yes</w:t>
+            </w:r>
+          </w:p>
+        </w:tc>
+        <w:tc>
+          <w:tcPr/>
+          <w:p>
+            <w:pPr>
+              <w:pStyle w:val="Compact"/>
+            </w:pPr>
+            <w:r>
+              <w:t xml:space="preserve">the loss size above which the data is complete; it bounds the modelling threshold from below</w:t>
+            </w:r>
+          </w:p>
+        </w:tc>
+      </w:tr>
+      <w:tr>
+        <w:tc>
+          <w:tcPr/>
+          <w:p>
+            <w:pPr>
+              <w:pStyle w:val="Compact"/>
+            </w:pPr>
+            <w:r>
+              <w:rPr>
+                <w:rStyle w:val="VerbatimChar"/>
+              </w:rPr>
               <w:t xml:space="preserve">currency</w:t>
             </w:r>
           </w:p>
@@ -1869,31 +1918,31 @@
         <w:t xml:space="preserve">pipeline.R</w:t>
       </w:r>
       <w:r>
-        <w:t xml:space="preserve">). The modelling threshold has no fixed</w:t>
-      </w:r>
-      <w:r>
-        <w:t xml:space="preserve"> </w:t>
-      </w:r>
-      <w:r>
-        <w:t xml:space="preserve">built-in default: when neither the dashboard nor the workbook sets it, it starts</w:t>
-      </w:r>
-      <w:r>
-        <w:t xml:space="preserve"> </w:t>
-      </w:r>
-      <w:r>
-        <w:t xml:space="preserve">at the smallest loss in the history, so the model includes every loss until you</w:t>
-      </w:r>
-      <w:r>
-        <w:t xml:space="preserve"> </w:t>
-      </w:r>
-      <w:r>
-        <w:t xml:space="preserve">raise it. The threshold is inclusive: losses exactly at the modelling threshold</w:t>
-      </w:r>
-      <w:r>
-        <w:t xml:space="preserve"> </w:t>
-      </w:r>
-      <w:r>
-        <w:t xml:space="preserve">are modelled, and only smaller losses are ignored.</w:t>
+        <w:t xml:space="preserve">). When neither the dashboard nor the workbook</w:t>
+      </w:r>
+      <w:r>
+        <w:t xml:space="preserve"> </w:t>
+      </w:r>
+      <w:r>
+        <w:t xml:space="preserve">sets the modelling threshold, it defaults to the reporting threshold (the loss</w:t>
+      </w:r>
+      <w:r>
+        <w:t xml:space="preserve"> </w:t>
+      </w:r>
+      <w:r>
+        <w:t xml:space="preserve">size above which the data is complete), so the model starts exactly where the</w:t>
+      </w:r>
+      <w:r>
+        <w:t xml:space="preserve"> </w:t>
+      </w:r>
+      <w:r>
+        <w:t xml:space="preserve">data becomes reliable. The threshold is strict: only losses above it are</w:t>
+      </w:r>
+      <w:r>
+        <w:t xml:space="preserve"> </w:t>
+      </w:r>
+      <w:r>
+        <w:t xml:space="preserve">modelled.</w:t>
       </w:r>
     </w:p>
     <w:p>

--- a/Technical documentation.docx
+++ b/Technical documentation.docx
@@ -499,18 +499,18 @@
               <w:pStyle w:val="Compact"/>
             </w:pPr>
             <w:r>
-              <w:t xml:space="preserve">Model</w:t>
-            </w:r>
-          </w:p>
-        </w:tc>
-        <w:tc>
-          <w:tcPr/>
-          <w:p>
-            <w:pPr>
-              <w:pStyle w:val="Compact"/>
-            </w:pPr>
-            <w:r>
-              <w:t xml:space="preserve">Choose the modelling threshold, the splice threshold and the frequency model, while live plots show the fit.</w:t>
+              <w:t xml:space="preserve">Reinsurance structure</w:t>
+            </w:r>
+          </w:p>
+        </w:tc>
+        <w:tc>
+          <w:tcPr/>
+          <w:p>
+            <w:pPr>
+              <w:pStyle w:val="Compact"/>
+            </w:pPr>
+            <w:r>
+              <w:t xml:space="preserve">Define the reinsurance layers (deductible, cover, aggregate deductible, aggregate limit).</w:t>
             </w:r>
           </w:p>
         </w:tc>
@@ -534,18 +534,18 @@
               <w:pStyle w:val="Compact"/>
             </w:pPr>
             <w:r>
-              <w:t xml:space="preserve">Structure</w:t>
-            </w:r>
-          </w:p>
-        </w:tc>
-        <w:tc>
-          <w:tcPr/>
-          <w:p>
-            <w:pPr>
-              <w:pStyle w:val="Compact"/>
-            </w:pPr>
-            <w:r>
-              <w:t xml:space="preserve">Define the reinsurance layers (deductible, cover, aggregate deductible, aggregate limit).</w:t>
+              <w:t xml:space="preserve">Model</w:t>
+            </w:r>
+          </w:p>
+        </w:tc>
+        <w:tc>
+          <w:tcPr/>
+          <w:p>
+            <w:pPr>
+              <w:pStyle w:val="Compact"/>
+            </w:pPr>
+            <w:r>
+              <w:t xml:space="preserve">Choose the modelling threshold, the splice threshold and the frequency model, while live plots show the fit.</w:t>
             </w:r>
           </w:p>
         </w:tc>

--- a/Technical documentation.docx
+++ b/Technical documentation.docx
@@ -7345,6 +7345,45 @@
       <w:r>
         <w:t xml:space="preserve">(AAD and AAL) and the volatility and tail metrics come from the simulation only.</w:t>
       </w:r>
+      <w:r>
+        <w:t xml:space="preserve"> </w:t>
+      </w:r>
+      <w:r>
+        <w:t xml:space="preserve">Because the oracle integrates a single loss, it has no closed form once a layer</w:t>
+      </w:r>
+      <w:r>
+        <w:t xml:space="preserve"> </w:t>
+      </w:r>
+      <w:r>
+        <w:t xml:space="preserve">carries an AAD or AAL, so for those layers the oracle is reported as</w:t>
+      </w:r>
+      <w:r>
+        <w:t xml:space="preserve"> </w:t>
+      </w:r>
+      <w:r>
+        <w:rPr>
+          <w:rStyle w:val="VerbatimChar"/>
+        </w:rPr>
+        <w:t xml:space="preserve">NA</w:t>
+      </w:r>
+      <w:r>
+        <w:t xml:space="preserve"> </w:t>
+      </w:r>
+      <w:r>
+        <w:t xml:space="preserve">(blank</w:t>
+      </w:r>
+      <w:r>
+        <w:t xml:space="preserve"> </w:t>
+      </w:r>
+      <w:r>
+        <w:t xml:space="preserve">in the dashboard, with a note that the simulation is the answer) rather than a</w:t>
+      </w:r>
+      <w:r>
+        <w:t xml:space="preserve"> </w:t>
+      </w:r>
+      <w:r>
+        <w:t xml:space="preserve">misleading per-loss figure.</w:t>
+      </w:r>
     </w:p>
     <w:p>
       <w:pPr>
@@ -7382,13 +7421,31 @@
         <w:t xml:space="preserve"> </w:t>
       </w:r>
       <w:r>
-        <w:t xml:space="preserve">had happened in the valuation year). Unlike the oracle, this carries no model, so</w:t>
-      </w:r>
-      <w:r>
-        <w:t xml:space="preserve"> </w:t>
-      </w:r>
-      <w:r>
-        <w:t xml:space="preserve">it is the external sense-check. Where the history is thick the modelled expected</w:t>
+        <w:t xml:space="preserve">had happened in the valuation year). Each historical year is layered per loss and</w:t>
+      </w:r>
+      <w:r>
+        <w:t xml:space="preserve"> </w:t>
+      </w:r>
+      <w:r>
+        <w:t xml:space="preserve">then run through the layer’s annual aggregate deductible and limit, so the</w:t>
+      </w:r>
+      <w:r>
+        <w:t xml:space="preserve"> </w:t>
+      </w:r>
+      <w:r>
+        <w:t xml:space="preserve">benchmark reflects the full layer terms (AAD and AAL included), the same way the</w:t>
+      </w:r>
+      <w:r>
+        <w:t xml:space="preserve"> </w:t>
+      </w:r>
+      <w:r>
+        <w:t xml:space="preserve">pricer does. Unlike the oracle, this carries no model, so it is the external</w:t>
+      </w:r>
+      <w:r>
+        <w:t xml:space="preserve"> </w:t>
+      </w:r>
+      <w:r>
+        <w:t xml:space="preserve">sense-check. Where the history is thick the modelled expected</w:t>
       </w:r>
       <w:r>
         <w:t xml:space="preserve"> </w:t>

--- a/Technical documentation.docx
+++ b/Technical documentation.docx
@@ -248,19 +248,25 @@
         <w:t xml:space="preserve"> </w:t>
       </w:r>
       <w:r>
-        <w:t xml:space="preserve">Each historical loss is revalued to the valuation year for</w:t>
-      </w:r>
-      <w:r>
-        <w:t xml:space="preserve"> </w:t>
-      </w:r>
-      <w:r>
-        <w:t xml:space="preserve">inflation and for the change in exposure, so old losses are stated in</w:t>
-      </w:r>
-      <w:r>
-        <w:t xml:space="preserve"> </w:t>
-      </w:r>
-      <w:r>
-        <w:t xml:space="preserve">today’s money and today’s book size.</w:t>
+        <w:t xml:space="preserve">Each historical loss is trended to the valuation year for</w:t>
+      </w:r>
+      <w:r>
+        <w:t xml:space="preserve"> </w:t>
+      </w:r>
+      <w:r>
+        <w:t xml:space="preserve">loss inflation, so old losses are stated in today’s money. The change in book</w:t>
+      </w:r>
+      <w:r>
+        <w:t xml:space="preserve"> </w:t>
+      </w:r>
+      <w:r>
+        <w:t xml:space="preserve">size is handled separately, on the frequency side (exposure is a volume</w:t>
+      </w:r>
+      <w:r>
+        <w:t xml:space="preserve"> </w:t>
+      </w:r>
+      <w:r>
+        <w:t xml:space="preserve">measure).</w:t>
       </w:r>
     </w:p>
     <w:p>
@@ -2730,7 +2736,7 @@
               <w:pStyle w:val="Compact"/>
             </w:pPr>
             <w:r>
-              <w:t xml:space="preserve">indexation, exposure correction, burning cost</w:t>
+              <w:t xml:space="preserve">inflation indexation, exposure scaling, burning cost</w:t>
             </w:r>
           </w:p>
         </w:tc>
@@ -3191,13 +3197,19 @@
         <w:t xml:space="preserve"> </w:t>
       </w:r>
       <w:r>
-        <w:t xml:space="preserve">under different price levels and different book sizes. Two adjustments revalue</w:t>
-      </w:r>
-      <w:r>
-        <w:t xml:space="preserve"> </w:t>
-      </w:r>
-      <w:r>
-        <w:t xml:space="preserve">each loss to the valuation year.</w:t>
+        <w:t xml:space="preserve">under different price levels and in books of different sizes. Loss inflation is</w:t>
+      </w:r>
+      <w:r>
+        <w:t xml:space="preserve"> </w:t>
+      </w:r>
+      <w:r>
+        <w:t xml:space="preserve">handled by revaluing each loss size; exposure is handled separately, on the</w:t>
+      </w:r>
+      <w:r>
+        <w:t xml:space="preserve"> </w:t>
+      </w:r>
+      <w:r>
+        <w:t xml:space="preserve">frequency side, because it is a volume measure.</w:t>
       </w:r>
     </w:p>
     <w:p>
@@ -3459,170 +3471,13 @@
         <w:t xml:space="preserve">preprocess.R</w:t>
       </w:r>
       <w:r>
-        <w:t xml:space="preserve">.</w:t>
-      </w:r>
-    </w:p>
-    <w:p>
-      <w:pPr>
-        <w:pStyle w:val="BodyText"/>
-      </w:pPr>
-      <w:r>
-        <w:rPr>
-          <w:b/>
-          <w:bCs/>
-        </w:rPr>
-        <w:t xml:space="preserve">Exposure correction (on-levelling).</w:t>
-      </w:r>
-      <w:r>
-        <w:t xml:space="preserve"> </w:t>
-      </w:r>
-      <w:r>
-        <w:t xml:space="preserve">The size of a loss is also scaled by how</w:t>
-      </w:r>
-      <w:r>
-        <w:t xml:space="preserve"> </w:t>
-      </w:r>
-      <w:r>
-        <w:t xml:space="preserve">the book grew or shrank between the loss year and the valuation year:</w:t>
-      </w:r>
-    </w:p>
-    <w:p>
-      <w:pPr>
-        <w:pStyle w:val="BodyText"/>
-      </w:pPr>
-      <m:oMathPara>
-        <m:oMathParaPr>
-          <m:jc m:val="center"/>
-        </m:oMathParaPr>
-        <m:oMath>
-          <m:sSubSup>
-            <m:e>
-              <m:r>
-                <m:t>f</m:t>
-              </m:r>
-            </m:e>
-            <m:sub>
-              <m:r>
-                <m:t>y</m:t>
-              </m:r>
-            </m:sub>
-            <m:sup>
-              <m:r>
-                <m:t>e</m:t>
-              </m:r>
-              <m:r>
-                <m:t>x</m:t>
-              </m:r>
-              <m:r>
-                <m:t>p</m:t>
-              </m:r>
-              <m:r>
-                <m:t>o</m:t>
-              </m:r>
-            </m:sup>
-          </m:sSubSup>
-          <m:r>
-            <m:rPr>
-              <m:sty m:val="p"/>
-            </m:rPr>
-            <m:t>=</m:t>
-          </m:r>
-          <m:f>
-            <m:fPr>
-              <m:type m:val="bar"/>
-            </m:fPr>
-            <m:num>
-              <m:sSub>
-                <m:e>
-                  <m:r>
-                    <m:t>E</m:t>
-                  </m:r>
-                </m:e>
-                <m:sub>
-                  <m:r>
-                    <m:t>V</m:t>
-                  </m:r>
-                </m:sub>
-              </m:sSub>
-            </m:num>
-            <m:den>
-              <m:sSub>
-                <m:e>
-                  <m:r>
-                    <m:t>E</m:t>
-                  </m:r>
-                </m:e>
-                <m:sub>
-                  <m:r>
-                    <m:t>y</m:t>
-                  </m:r>
-                </m:sub>
-              </m:sSub>
-            </m:den>
-          </m:f>
-        </m:oMath>
-      </m:oMathPara>
-    </w:p>
-    <w:p>
-      <w:pPr>
-        <w:pStyle w:val="FirstParagraph"/>
-      </w:pPr>
-      <w:r>
-        <w:t xml:space="preserve">where</w:t>
-      </w:r>
-      <w:r>
-        <w:t xml:space="preserve"> </w:t>
-      </w:r>
-      <m:oMath>
-        <m:sSub>
-          <m:e>
-            <m:r>
-              <m:t>E</m:t>
-            </m:r>
-          </m:e>
-          <m:sub>
-            <m:r>
-              <m:t>y</m:t>
-            </m:r>
-          </m:sub>
-        </m:sSub>
-      </m:oMath>
-      <w:r>
-        <w:t xml:space="preserve"> </w:t>
-      </w:r>
-      <w:r>
-        <w:t xml:space="preserve">is the exposure in year</w:t>
-      </w:r>
-      <w:r>
-        <w:t xml:space="preserve"> </w:t>
-      </w:r>
-      <m:oMath>
-        <m:r>
-          <m:t>y</m:t>
-        </m:r>
-      </m:oMath>
-      <w:r>
-        <w:t xml:space="preserve">. This is</w:t>
-      </w:r>
-      <w:r>
-        <w:t xml:space="preserve"> </w:t>
-      </w:r>
-      <w:r>
-        <w:rPr>
-          <w:rStyle w:val="VerbatimChar"/>
-        </w:rPr>
-        <w:t xml:space="preserve">exposure_factor</w:t>
-      </w:r>
-      <w:r>
-        <w:t xml:space="preserve">.</w:t>
-      </w:r>
-    </w:p>
-    <w:p>
-      <w:pPr>
-        <w:pStyle w:val="BodyText"/>
-      </w:pPr>
-      <w:r>
-        <w:t xml:space="preserve">The indexed loss used everywhere downstream is therefore</w:t>
+        <w:t xml:space="preserve">. The inflation-trended loss that both the severity fit and the</w:t>
+      </w:r>
+      <w:r>
+        <w:t xml:space="preserve"> </w:t>
+      </w:r>
+      <w:r>
+        <w:t xml:space="preserve">frequency count read is therefore</w:t>
       </w:r>
     </w:p>
     <w:p>
@@ -3709,38 +3564,6 @@
             <m:rPr>
               <m:sty m:val="p"/>
             </m:rPr>
-            <m:t>⋅</m:t>
-          </m:r>
-          <m:sSubSup>
-            <m:e>
-              <m:r>
-                <m:t>f</m:t>
-              </m:r>
-            </m:e>
-            <m:sub>
-              <m:r>
-                <m:t>y</m:t>
-              </m:r>
-            </m:sub>
-            <m:sup>
-              <m:r>
-                <m:t>e</m:t>
-              </m:r>
-              <m:r>
-                <m:t>x</m:t>
-              </m:r>
-              <m:r>
-                <m:t>p</m:t>
-              </m:r>
-              <m:r>
-                <m:t>o</m:t>
-              </m:r>
-            </m:sup>
-          </m:sSubSup>
-          <m:r>
-            <m:rPr>
-              <m:sty m:val="p"/>
-            </m:rPr>
             <m:t>.</m:t>
           </m:r>
         </m:oMath>
@@ -3755,31 +3578,43 @@
           <w:b/>
           <w:bCs/>
         </w:rPr>
-        <w:t xml:space="preserve">Exposure and frequency.</w:t>
-      </w:r>
-      <w:r>
-        <w:t xml:space="preserve"> </w:t>
-      </w:r>
-      <w:r>
-        <w:t xml:space="preserve">Exposure plays a second, separate role. A larger</w:t>
-      </w:r>
-      <w:r>
-        <w:t xml:space="preserve"> </w:t>
-      </w:r>
-      <w:r>
-        <w:t xml:space="preserve">prospective book is expected to produce proportionally more claims, so the</w:t>
-      </w:r>
-      <w:r>
-        <w:t xml:space="preserve"> </w:t>
-      </w:r>
-      <w:r>
-        <w:t xml:space="preserve">fitted frequency is scaled by the forward book size relative to the average book</w:t>
-      </w:r>
-      <w:r>
-        <w:t xml:space="preserve"> </w:t>
-      </w:r>
-      <w:r>
-        <w:t xml:space="preserve">size over the observed years:</w:t>
+        <w:t xml:space="preserve">Exposure drives frequency, not severity.</w:t>
+      </w:r>
+      <w:r>
+        <w:t xml:space="preserve"> </w:t>
+      </w:r>
+      <w:r>
+        <w:t xml:space="preserve">Exposure is a volume measure (for</w:t>
+      </w:r>
+      <w:r>
+        <w:t xml:space="preserve"> </w:t>
+      </w:r>
+      <w:r>
+        <w:t xml:space="preserve">example the number of risks or buildings insured): it governs how many claims</w:t>
+      </w:r>
+      <w:r>
+        <w:t xml:space="preserve"> </w:t>
+      </w:r>
+      <w:r>
+        <w:t xml:space="preserve">happen, not how big each one is, so it is deliberately not applied to the loss</w:t>
+      </w:r>
+      <w:r>
+        <w:t xml:space="preserve"> </w:t>
+      </w:r>
+      <w:r>
+        <w:t xml:space="preserve">size. A larger prospective book is expected to produce proportionally more</w:t>
+      </w:r>
+      <w:r>
+        <w:t xml:space="preserve"> </w:t>
+      </w:r>
+      <w:r>
+        <w:t xml:space="preserve">claims, so the fitted frequency is scaled by the forward book size relative to</w:t>
+      </w:r>
+      <w:r>
+        <w:t xml:space="preserve"> </w:t>
+      </w:r>
+      <w:r>
+        <w:t xml:space="preserve">the average over the observed years:</w:t>
       </w:r>
     </w:p>
     <w:p>
@@ -3937,13 +3772,117 @@
         <w:t xml:space="preserve"> </w:t>
       </w:r>
       <w:r>
-        <w:t xml:space="preserve">claims. (The dashboard’s information panels now explain both of these exposure</w:t>
-      </w:r>
-      <w:r>
-        <w:t xml:space="preserve"> </w:t>
-      </w:r>
-      <w:r>
-        <w:t xml:space="preserve">roles to the user.)</w:t>
+        <w:t xml:space="preserve">claims. Treating exposure this way matches standard experience rating, where loss</w:t>
+      </w:r>
+      <w:r>
+        <w:t xml:space="preserve"> </w:t>
+      </w:r>
+      <w:r>
+        <w:t xml:space="preserve">amounts are trended for inflation and exposure adjusts the claim count (or, as a</w:t>
+      </w:r>
+      <w:r>
+        <w:t xml:space="preserve"> </w:t>
+      </w:r>
+      <w:r>
+        <w:t xml:space="preserve">rate, the denominator), not the size of each loss.</w:t>
+      </w:r>
+    </w:p>
+    <w:p>
+      <w:pPr>
+        <w:pStyle w:val="BodyText"/>
+      </w:pPr>
+      <w:r>
+        <w:rPr>
+          <w:b/>
+          <w:bCs/>
+        </w:rPr>
+        <w:t xml:space="preserve">Burning cost on-levelling.</w:t>
+      </w:r>
+      <w:r>
+        <w:t xml:space="preserve"> </w:t>
+      </w:r>
+      <w:r>
+        <w:t xml:space="preserve">The empirical burning cost benchmark (below) is</w:t>
+      </w:r>
+      <w:r>
+        <w:t xml:space="preserve"> </w:t>
+      </w:r>
+      <w:r>
+        <w:t xml:space="preserve">put on the same forward book by scaling each observed year’s layer loss by the</w:t>
+      </w:r>
+      <w:r>
+        <w:t xml:space="preserve"> </w:t>
+      </w:r>
+      <w:r>
+        <w:t xml:space="preserve">exposure ratio</w:t>
+      </w:r>
+      <w:r>
+        <w:t xml:space="preserve"> </w:t>
+      </w:r>
+      <m:oMath>
+        <m:sSub>
+          <m:e>
+            <m:r>
+              <m:t>E</m:t>
+            </m:r>
+          </m:e>
+          <m:sub>
+            <m:r>
+              <m:t>V</m:t>
+            </m:r>
+          </m:sub>
+        </m:sSub>
+        <m:r>
+          <m:rPr>
+            <m:sty m:val="p"/>
+          </m:rPr>
+          <m:t>/</m:t>
+        </m:r>
+        <m:sSub>
+          <m:e>
+            <m:r>
+              <m:t>E</m:t>
+            </m:r>
+          </m:e>
+          <m:sub>
+            <m:r>
+              <m:t>y</m:t>
+            </m:r>
+          </m:sub>
+        </m:sSub>
+      </m:oMath>
+      <w:r>
+        <w:t xml:space="preserve"> </w:t>
+      </w:r>
+      <w:r>
+        <w:t xml:space="preserve">(</w:t>
+      </w:r>
+      <w:r>
+        <w:rPr>
+          <w:rStyle w:val="VerbatimChar"/>
+        </w:rPr>
+        <w:t xml:space="preserve">exposure_factor</w:t>
+      </w:r>
+      <w:r>
+        <w:t xml:space="preserve">). This is again a volume</w:t>
+      </w:r>
+      <w:r>
+        <w:t xml:space="preserve"> </w:t>
+      </w:r>
+      <w:r>
+        <w:t xml:space="preserve">adjustment to the year’s total layer loss, not a change to individual loss</w:t>
+      </w:r>
+      <w:r>
+        <w:t xml:space="preserve"> </w:t>
+      </w:r>
+      <w:r>
+        <w:t xml:space="preserve">sizes. (The dashboard’s information panels explain these exposure roles to the</w:t>
+      </w:r>
+      <w:r>
+        <w:t xml:space="preserve"> </w:t>
+      </w:r>
+      <w:r>
+        <w:t xml:space="preserve">user.)</w:t>
       </w:r>
     </w:p>
     <w:bookmarkEnd w:id="31"/>
@@ -7415,31 +7354,31 @@
         <w:t xml:space="preserve"> </w:t>
       </w:r>
       <w:r>
-        <w:t xml:space="preserve">basis (every past loss indexed for inflation and corrected for exposure, as if it</w:t>
-      </w:r>
-      <w:r>
-        <w:t xml:space="preserve"> </w:t>
-      </w:r>
-      <w:r>
-        <w:t xml:space="preserve">had happened in the valuation year). Each historical year is layered per loss and</w:t>
-      </w:r>
-      <w:r>
-        <w:t xml:space="preserve"> </w:t>
-      </w:r>
-      <w:r>
-        <w:t xml:space="preserve">then run through the layer’s annual aggregate deductible and limit, so the</w:t>
-      </w:r>
-      <w:r>
-        <w:t xml:space="preserve"> </w:t>
-      </w:r>
-      <w:r>
-        <w:t xml:space="preserve">benchmark reflects the full layer terms (AAD and AAL included), the same way the</w:t>
-      </w:r>
-      <w:r>
-        <w:t xml:space="preserve"> </w:t>
-      </w:r>
-      <w:r>
-        <w:t xml:space="preserve">pricer does. Unlike the oracle, this carries no model, so it is the external</w:t>
+        <w:t xml:space="preserve">basis (every past loss trended for inflation, and each year’s layer loss then</w:t>
+      </w:r>
+      <w:r>
+        <w:t xml:space="preserve"> </w:t>
+      </w:r>
+      <w:r>
+        <w:t xml:space="preserve">on-levelled to the valuation-year book by exposure, as if it had happened now).</w:t>
+      </w:r>
+      <w:r>
+        <w:t xml:space="preserve"> </w:t>
+      </w:r>
+      <w:r>
+        <w:t xml:space="preserve">Each historical year is layered per loss and then run through the layer’s annual</w:t>
+      </w:r>
+      <w:r>
+        <w:t xml:space="preserve"> </w:t>
+      </w:r>
+      <w:r>
+        <w:t xml:space="preserve">aggregate deductible and limit, so the benchmark reflects the full layer terms</w:t>
+      </w:r>
+      <w:r>
+        <w:t xml:space="preserve"> </w:t>
+      </w:r>
+      <w:r>
+        <w:t xml:space="preserve">(AAD and AAL included), the same way the pricer does. Unlike the oracle, this carries no model, so it is the external</w:t>
       </w:r>
       <w:r>
         <w:t xml:space="preserve"> </w:t>

--- a/Technical documentation.docx
+++ b/Technical documentation.docx
@@ -6578,6 +6578,86 @@
     <w:p>
       <w:pPr>
         <w:pStyle w:val="FirstParagraph"/>
+      </w:pPr>
+      <w:r>
+        <w:t xml:space="preserve">The Price step also plots this empirical distribution per layer: a histogram of</w:t>
+      </w:r>
+      <w:r>
+        <w:t xml:space="preserve"> </w:t>
+      </w:r>
+      <w:r>
+        <w:t xml:space="preserve">the simulated annual losses to the selected layer, with the mean, VaR and TVaR</w:t>
+      </w:r>
+      <w:r>
+        <w:t xml:space="preserve"> </w:t>
+      </w:r>
+      <w:r>
+        <w:t xml:space="preserve">marked on it (the same values shown in the Results table), and the share of</w:t>
+      </w:r>
+      <w:r>
+        <w:t xml:space="preserve"> </w:t>
+      </w:r>
+      <w:r>
+        <w:t xml:space="preserve">simulated years with no loss to the layer annotated. High layers are pierced</w:t>
+      </w:r>
+      <w:r>
+        <w:t xml:space="preserve"> </w:t>
+      </w:r>
+      <w:r>
+        <w:t xml:space="preserve">only rarely, so most of their simulated years sit at zero. The per-layer loss</w:t>
+      </w:r>
+      <w:r>
+        <w:t xml:space="preserve"> </w:t>
+      </w:r>
+      <w:r>
+        <w:t xml:space="preserve">vectors come from</w:t>
+      </w:r>
+      <w:r>
+        <w:t xml:space="preserve"> </w:t>
+      </w:r>
+      <w:r>
+        <w:rPr>
+          <w:rStyle w:val="VerbatimChar"/>
+        </w:rPr>
+        <w:t xml:space="preserve">layer_annual_losses</w:t>
+      </w:r>
+      <w:r>
+        <w:t xml:space="preserve"> </w:t>
+      </w:r>
+      <w:r>
+        <w:t xml:space="preserve">in</w:t>
+      </w:r>
+      <w:r>
+        <w:t xml:space="preserve"> </w:t>
+      </w:r>
+      <w:r>
+        <w:rPr>
+          <w:rStyle w:val="VerbatimChar"/>
+        </w:rPr>
+        <w:t xml:space="preserve">price.R</w:t>
+      </w:r>
+      <w:r>
+        <w:t xml:space="preserve">, the same function</w:t>
+      </w:r>
+      <w:r>
+        <w:t xml:space="preserve"> </w:t>
+      </w:r>
+      <w:r>
+        <w:rPr>
+          <w:rStyle w:val="VerbatimChar"/>
+        </w:rPr>
+        <w:t xml:space="preserve">price_layer</w:t>
+      </w:r>
+      <w:r>
+        <w:t xml:space="preserve"> </w:t>
+      </w:r>
+      <w:r>
+        <w:t xml:space="preserve">summarises, so the plot and the headline numbers always agree.</w:t>
+      </w:r>
+    </w:p>
+    <w:p>
+      <w:pPr>
+        <w:pStyle w:val="BodyText"/>
       </w:pPr>
       <w:r>
         <w:t xml:space="preserve">Two premium principles are reported, both driven by user-set loadings:</w:t>

--- a/Technical documentation.docx
+++ b/Technical documentation.docx
@@ -3808,13 +3808,13 @@
         <w:t xml:space="preserve"> </w:t>
       </w:r>
       <w:r>
-        <w:t xml:space="preserve">put on the same forward book by scaling each observed year’s layer loss by the</w:t>
-      </w:r>
-      <w:r>
-        <w:t xml:space="preserve"> </w:t>
-      </w:r>
-      <w:r>
-        <w:t xml:space="preserve">exposure ratio</w:t>
+        <w:t xml:space="preserve">put on the same forward book by scaling each observed year’s aggregate of layer</w:t>
+      </w:r>
+      <w:r>
+        <w:t xml:space="preserve"> </w:t>
+      </w:r>
+      <w:r>
+        <w:t xml:space="preserve">recoveries by the exposure ratio</w:t>
       </w:r>
       <w:r>
         <w:t xml:space="preserve"> </w:t>
@@ -3864,25 +3864,59 @@
         <w:t xml:space="preserve">exposure_factor</w:t>
       </w:r>
       <w:r>
-        <w:t xml:space="preserve">). This is again a volume</w:t>
-      </w:r>
-      <w:r>
-        <w:t xml:space="preserve"> </w:t>
-      </w:r>
-      <w:r>
-        <w:t xml:space="preserve">adjustment to the year’s total layer loss, not a change to individual loss</w:t>
-      </w:r>
-      <w:r>
-        <w:t xml:space="preserve"> </w:t>
-      </w:r>
-      <w:r>
-        <w:t xml:space="preserve">sizes. (The dashboard’s information panels explain these exposure roles to the</w:t>
-      </w:r>
-      <w:r>
-        <w:t xml:space="preserve"> </w:t>
-      </w:r>
-      <w:r>
-        <w:t xml:space="preserve">user.)</w:t>
+        <w:t xml:space="preserve">). This is again a</w:t>
+      </w:r>
+      <w:r>
+        <w:t xml:space="preserve"> </w:t>
+      </w:r>
+      <w:r>
+        <w:t xml:space="preserve">volume adjustment, not a change to individual loss sizes. The scaling is applied</w:t>
+      </w:r>
+      <w:r>
+        <w:t xml:space="preserve"> </w:t>
+      </w:r>
+      <w:r>
+        <w:rPr>
+          <w:i/>
+          <w:iCs/>
+        </w:rPr>
+        <w:t xml:space="preserve">before</w:t>
+      </w:r>
+      <w:r>
+        <w:t xml:space="preserve"> </w:t>
+      </w:r>
+      <w:r>
+        <w:t xml:space="preserve">the annual aggregate deductible and limit, so those caps still bind on</w:t>
+      </w:r>
+      <w:r>
+        <w:t xml:space="preserve"> </w:t>
+      </w:r>
+      <w:r>
+        <w:t xml:space="preserve">the on-levelled figure (scaling after the cap could push the result above an</w:t>
+      </w:r>
+      <w:r>
+        <w:t xml:space="preserve"> </w:t>
+      </w:r>
+      <w:r>
+        <w:t xml:space="preserve">AAL). The average is taken over the observed years, the same window the frequency</w:t>
+      </w:r>
+      <w:r>
+        <w:t xml:space="preserve"> </w:t>
+      </w:r>
+      <w:r>
+        <w:t xml:space="preserve">uses, so a year with no losses counts as a zero rather than being dropped from</w:t>
+      </w:r>
+      <w:r>
+        <w:t xml:space="preserve"> </w:t>
+      </w:r>
+      <w:r>
+        <w:t xml:space="preserve">the denominator. (The dashboard’s information panels explain these exposure roles</w:t>
+      </w:r>
+      <w:r>
+        <w:t xml:space="preserve"> </w:t>
+      </w:r>
+      <w:r>
+        <w:t xml:space="preserve">to the user.)</w:t>
       </w:r>
     </w:p>
     <w:bookmarkEnd w:id="31"/>

--- a/Technical documentation.docx
+++ b/Technical documentation.docx
@@ -2932,6 +2932,75 @@
             </w:r>
             <w:r>
               <w:t xml:space="preserve">)</w:t>
+            </w:r>
+          </w:p>
+        </w:tc>
+      </w:tr>
+      <w:tr>
+        <w:tc>
+          <w:tcPr/>
+          <w:p>
+            <w:pPr>
+              <w:pStyle w:val="Compact"/>
+            </w:pPr>
+            <w:r>
+              <w:rPr>
+                <w:rStyle w:val="VerbatimChar"/>
+              </w:rPr>
+              <w:t xml:space="preserve">report.R</w:t>
+            </w:r>
+          </w:p>
+        </w:tc>
+        <w:tc>
+          <w:tcPr/>
+          <w:p>
+            <w:pPr>
+              <w:pStyle w:val="Compact"/>
+            </w:pPr>
+            <w:r>
+              <w:t xml:space="preserve">shared display formatters, so the dashboard tables and the Excel report match</w:t>
+            </w:r>
+          </w:p>
+        </w:tc>
+      </w:tr>
+      <w:tr>
+        <w:tc>
+          <w:tcPr/>
+          <w:p>
+            <w:pPr>
+              <w:pStyle w:val="Compact"/>
+            </w:pPr>
+            <w:r>
+              <w:rPr>
+                <w:rStyle w:val="VerbatimChar"/>
+              </w:rPr>
+              <w:t xml:space="preserve">template.R</w:t>
+            </w:r>
+          </w:p>
+        </w:tc>
+        <w:tc>
+          <w:tcPr/>
+          <w:p>
+            <w:pPr>
+              <w:pStyle w:val="Compact"/>
+            </w:pPr>
+            <w:r>
+              <w:t xml:space="preserve">build the styled</w:t>
+            </w:r>
+            <w:r>
+              <w:t xml:space="preserve"> </w:t>
+            </w:r>
+            <w:r>
+              <w:rPr>
+                <w:rStyle w:val="VerbatimChar"/>
+              </w:rPr>
+              <w:t xml:space="preserve">input.xlsx</w:t>
+            </w:r>
+            <w:r>
+              <w:t xml:space="preserve"> </w:t>
+            </w:r>
+            <w:r>
+              <w:t xml:space="preserve">template (used by the launcher and the Generate template button)</w:t>
             </w:r>
           </w:p>
         </w:tc>

--- a/Technical documentation.docx
+++ b/Technical documentation.docx
@@ -1352,14 +1352,93 @@
         <w:pStyle w:val="FirstParagraph"/>
       </w:pPr>
       <w:r>
-        <w:t xml:space="preserve">All commands below run from inside the</w:t>
-      </w:r>
-      <w:r>
+        <w:rPr>
+          <w:b/>
+          <w:bCs/>
+        </w:rPr>
+        <w:t xml:space="preserve">The everyday way is to just double-click</w:t>
+      </w:r>
+      <w:r>
+        <w:rPr>
+          <w:b/>
+          <w:bCs/>
+        </w:rPr>
         <w:t xml:space="preserve"> </w:t>
       </w:r>
       <w:r>
         <w:rPr>
           <w:rStyle w:val="VerbatimChar"/>
+          <w:b/>
+          <w:bCs/>
+        </w:rPr>
+        <w:t xml:space="preserve">start.vbs</w:t>
+      </w:r>
+      <w:r>
+        <w:rPr>
+          <w:b/>
+          <w:bCs/>
+        </w:rPr>
+        <w:t xml:space="preserve">.</w:t>
+      </w:r>
+      <w:r>
+        <w:t xml:space="preserve"> </w:t>
+      </w:r>
+      <w:r>
+        <w:t xml:space="preserve">That is all an end</w:t>
+      </w:r>
+      <w:r>
+        <w:t xml:space="preserve"> </w:t>
+      </w:r>
+      <w:r>
+        <w:t xml:space="preserve">user needs to do: it installs anything missing on the first run and opens the</w:t>
+      </w:r>
+      <w:r>
+        <w:t xml:space="preserve"> </w:t>
+      </w:r>
+      <w:r>
+        <w:t xml:space="preserve">dashboard in the browser (see Installation and first run above).</w:t>
+      </w:r>
+      <w:r>
+        <w:t xml:space="preserve"> </w:t>
+      </w:r>
+      <w:r>
+        <w:rPr>
+          <w:rStyle w:val="VerbatimChar"/>
+        </w:rPr>
+        <w:t xml:space="preserve">engine\start.bat</w:t>
+      </w:r>
+      <w:r>
+        <w:t xml:space="preserve"> </w:t>
+      </w:r>
+      <w:r>
+        <w:t xml:space="preserve">does the same with a visible console, for troubleshooting.</w:t>
+      </w:r>
+      <w:r>
+        <w:t xml:space="preserve"> </w:t>
+      </w:r>
+      <w:r>
+        <w:t xml:space="preserve">No commands and no R knowledge are required.</w:t>
+      </w:r>
+    </w:p>
+    <w:p>
+      <w:pPr>
+        <w:pStyle w:val="BodyText"/>
+      </w:pPr>
+      <w:r>
+        <w:t xml:space="preserve">The rest of this section is for developers and advanced use only. These commands</w:t>
+      </w:r>
+      <w:r>
+        <w:t xml:space="preserve"> </w:t>
+      </w:r>
+      <w:r>
+        <w:t xml:space="preserve">all run from inside the</w:t>
+      </w:r>
+      <w:r>
+        <w:t xml:space="preserve"> </w:t>
+      </w:r>
+      <w:r>
+        <w:rPr>
+          <w:rStyle w:val="VerbatimChar"/>
         </w:rPr>
         <w:t xml:space="preserve">engine/</w:t>
       </w:r>
@@ -1367,7 +1446,7 @@
         <w:t xml:space="preserve"> </w:t>
       </w:r>
       <w:r>
-        <w:t xml:space="preserve">folder.</w:t>
+        <w:t xml:space="preserve">folder:</w:t>
       </w:r>
     </w:p>
     <w:p>

--- a/Technical documentation.docx
+++ b/Technical documentation.docx
@@ -909,13 +909,13 @@
         <w:t xml:space="preserve"> </w:t>
       </w:r>
       <w:r>
-        <w:t xml:space="preserve">folder. It launches the tool hidden (no console window) and opens the dashboard</w:t>
-      </w:r>
-      <w:r>
-        <w:t xml:space="preserve"> </w:t>
-      </w:r>
-      <w:r>
-        <w:t xml:space="preserve">in the default browser.</w:t>
+        <w:t xml:space="preserve">folder. It runs with no console window and opens the dashboard in the default</w:t>
+      </w:r>
+      <w:r>
+        <w:t xml:space="preserve"> </w:t>
+      </w:r>
+      <w:r>
+        <w:t xml:space="preserve">browser.</w:t>
       </w:r>
       <w:r>
         <w:t xml:space="preserve"> </w:t>
@@ -930,13 +930,13 @@
         <w:t xml:space="preserve"> </w:t>
       </w:r>
       <w:r>
-        <w:t xml:space="preserve">does the same with a visible console,</w:t>
-      </w:r>
-      <w:r>
-        <w:t xml:space="preserve"> </w:t>
-      </w:r>
-      <w:r>
-        <w:t xml:space="preserve">which is useful for troubleshooting.</w:t>
+        <w:t xml:space="preserve">does the same with a visible console, which is</w:t>
+      </w:r>
+      <w:r>
+        <w:t xml:space="preserve"> </w:t>
+      </w:r>
+      <w:r>
+        <w:t xml:space="preserve">useful for troubleshooting.</w:t>
       </w:r>
     </w:p>
     <w:p>
@@ -1073,7 +1073,7 @@
               <w:pStyle w:val="Compact"/>
             </w:pPr>
             <w:r>
-              <w:t xml:space="preserve">Hidden launcher (double-click to run).</w:t>
+              <w:t xml:space="preserve">Double-click launcher; runs with no console window.</w:t>
             </w:r>
           </w:p>
         </w:tc>
@@ -7918,6 +7918,43 @@
       </w:r>
       <w:r>
         <w:t xml:space="preserve">tool.</w:t>
+      </w:r>
+    </w:p>
+    <w:p>
+      <w:pPr>
+        <w:pStyle w:val="Compact"/>
+        <w:numPr>
+          <w:ilvl w:val="0"/>
+          <w:numId w:val="1014"/>
+        </w:numPr>
+      </w:pPr>
+      <w:r>
+        <w:t xml:space="preserve">P. Parodi,</w:t>
+      </w:r>
+      <w:r>
+        <w:t xml:space="preserve"> </w:t>
+      </w:r>
+      <w:r>
+        <w:rPr>
+          <w:i/>
+          <w:iCs/>
+        </w:rPr>
+        <w:t xml:space="preserve">Pricing in General Insurance</w:t>
+      </w:r>
+      <w:r>
+        <w:t xml:space="preserve">, CRC Press, 2014. General background</w:t>
+      </w:r>
+      <w:r>
+        <w:t xml:space="preserve"> </w:t>
+      </w:r>
+      <w:r>
+        <w:t xml:space="preserve">on experience and exposure rating. This third-party material is kept locally</w:t>
+      </w:r>
+      <w:r>
+        <w:t xml:space="preserve"> </w:t>
+      </w:r>
+      <w:r>
+        <w:t xml:space="preserve">and is not distributed with the tool.</w:t>
       </w:r>
     </w:p>
     <w:p>

--- a/Technical documentation.docx
+++ b/Technical documentation.docx
@@ -7948,13 +7948,13 @@
         <w:t xml:space="preserve"> </w:t>
       </w:r>
       <w:r>
-        <w:t xml:space="preserve">on experience and exposure rating. This third-party material is kept locally</w:t>
-      </w:r>
-      <w:r>
-        <w:t xml:space="preserve"> </w:t>
-      </w:r>
-      <w:r>
-        <w:t xml:space="preserve">and is not distributed with the tool.</w:t>
+        <w:t xml:space="preserve">on experience rating. This third-party material is kept locally and is not</w:t>
+      </w:r>
+      <w:r>
+        <w:t xml:space="preserve"> </w:t>
+      </w:r>
+      <w:r>
+        <w:t xml:space="preserve">distributed with the tool.</w:t>
       </w:r>
     </w:p>
     <w:p>

--- a/Technical documentation.docx
+++ b/Technical documentation.docx
@@ -730,13 +730,13 @@
         <w:rPr>
           <w:rStyle w:val="VerbatimChar"/>
         </w:rPr>
-        <w:t xml:space="preserve">fitdistrplus</w:t>
-      </w:r>
-      <w:r>
-        <w:t xml:space="preserve"> </w:t>
-      </w:r>
-      <w:r>
-        <w:t xml:space="preserve">(lognormal maximum likelihood),</w:t>
+        <w:t xml:space="preserve">readxl</w:t>
+      </w:r>
+      <w:r>
+        <w:t xml:space="preserve"> </w:t>
+      </w:r>
+      <w:r>
+        <w:t xml:space="preserve">(reading Excel), and</w:t>
       </w:r>
       <w:r>
         <w:t xml:space="preserve"> </w:t>
@@ -745,28 +745,28 @@
         <w:rPr>
           <w:rStyle w:val="VerbatimChar"/>
         </w:rPr>
-        <w:t xml:space="preserve">readxl</w:t>
-      </w:r>
-      <w:r>
-        <w:t xml:space="preserve"> </w:t>
-      </w:r>
-      <w:r>
-        <w:t xml:space="preserve">(reading Excel), and</w:t>
-      </w:r>
-      <w:r>
-        <w:t xml:space="preserve"> </w:t>
+        <w:t xml:space="preserve">openxlsx</w:t>
+      </w:r>
+      <w:r>
+        <w:t xml:space="preserve"> </w:t>
+      </w:r>
+      <w:r>
+        <w:t xml:space="preserve">(writing</w:t>
+      </w:r>
+      <w:r>
+        <w:t xml:space="preserve"> </w:t>
+      </w:r>
+      <w:r>
+        <w:t xml:space="preserve">Excel). All fitting uses base R (</w:t>
       </w:r>
       <w:r>
         <w:rPr>
           <w:rStyle w:val="VerbatimChar"/>
         </w:rPr>
-        <w:t xml:space="preserve">openxlsx</w:t>
-      </w:r>
-      <w:r>
-        <w:t xml:space="preserve"> </w:t>
-      </w:r>
-      <w:r>
-        <w:t xml:space="preserve">(writing Excel).</w:t>
+        <w:t xml:space="preserve">stats</w:t>
+      </w:r>
+      <w:r>
+        <w:t xml:space="preserve">).</w:t>
       </w:r>
       <w:r>
         <w:t xml:space="preserve"> </w:t>
@@ -781,19 +781,13 @@
         <w:t xml:space="preserve"> </w:t>
       </w:r>
       <w:r>
-        <w:t xml:space="preserve">is needed only to</w:t>
-      </w:r>
-      <w:r>
-        <w:t xml:space="preserve"> </w:t>
-      </w:r>
-      <w:r>
-        <w:t xml:space="preserve">run the test suite. These are installed automatically on first run (see</w:t>
-      </w:r>
-      <w:r>
-        <w:t xml:space="preserve"> </w:t>
-      </w:r>
-      <w:r>
-        <w:t xml:space="preserve">below).</w:t>
+        <w:t xml:space="preserve">is needed only to run</w:t>
+      </w:r>
+      <w:r>
+        <w:t xml:space="preserve"> </w:t>
+      </w:r>
+      <w:r>
+        <w:t xml:space="preserve">the test suite. These are installed automatically on first run (see below).</w:t>
       </w:r>
     </w:p>
     <w:p>
@@ -1849,7 +1843,56 @@
               <w:pStyle w:val="Compact"/>
             </w:pPr>
             <w:r>
-              <w:t xml:space="preserve">the loss size above which the data is complete; it bounds the modelling threshold from below</w:t>
+              <w:t xml:space="preserve">the loss size above which the data is complete; indexed to the valuation year it bounds the modelling threshold from below</w:t>
+            </w:r>
+          </w:p>
+        </w:tc>
+      </w:tr>
+      <w:tr>
+        <w:tc>
+          <w:tcPr/>
+          <w:p>
+            <w:pPr>
+              <w:pStyle w:val="Compact"/>
+            </w:pPr>
+            <w:r>
+              <w:rPr>
+                <w:rStyle w:val="VerbatimChar"/>
+              </w:rPr>
+              <w:t xml:space="preserve">last_complete_year</w:t>
+            </w:r>
+          </w:p>
+        </w:tc>
+        <w:tc>
+          <w:tcPr/>
+          <w:p>
+            <w:pPr>
+              <w:pStyle w:val="Compact"/>
+            </w:pPr>
+            <w:r>
+              <w:t xml:space="preserve">2025</w:t>
+            </w:r>
+          </w:p>
+        </w:tc>
+        <w:tc>
+          <w:tcPr/>
+          <w:p>
+            <w:pPr>
+              <w:pStyle w:val="Compact"/>
+            </w:pPr>
+            <w:r>
+              <w:t xml:space="preserve">no</w:t>
+            </w:r>
+          </w:p>
+        </w:tc>
+        <w:tc>
+          <w:tcPr/>
+          <w:p>
+            <w:pPr>
+              <w:pStyle w:val="Compact"/>
+            </w:pPr>
+            <w:r>
+              <w:t xml:space="preserve">the last year with complete loss data; it ends the frequency and burning cost window (defaults to the latest loss year)</w:t>
             </w:r>
           </w:p>
         </w:tc>
@@ -1964,7 +2007,13 @@
         <w:t xml:space="preserve"> </w:t>
       </w:r>
       <w:r>
-        <w:t xml:space="preserve">splice threshold, frequency model, simulations, loadings, VaR level). When</w:t>
+        <w:t xml:space="preserve">splice threshold, frequency model, Pareto bias correction, simulations,</w:t>
+      </w:r>
+      <w:r>
+        <w:t xml:space="preserve"> </w:t>
+      </w:r>
+      <w:r>
+        <w:t xml:space="preserve">loadings, VaR level). When</w:t>
       </w:r>
       <w:r>
         <w:t xml:space="preserve"> </w:t>
@@ -2028,6 +2077,65 @@
       </w:r>
       <w:r>
         <w:t xml:space="preserve">modelled.</w:t>
+      </w:r>
+    </w:p>
+    <w:p>
+      <w:pPr>
+        <w:pStyle w:val="BodyText"/>
+      </w:pPr>
+      <w:r>
+        <w:t xml:space="preserve">On load,</w:t>
+      </w:r>
+      <w:r>
+        <w:t xml:space="preserve"> </w:t>
+      </w:r>
+      <w:r>
+        <w:rPr>
+          <w:rStyle w:val="VerbatimChar"/>
+        </w:rPr>
+        <w:t xml:space="preserve">read_input</w:t>
+      </w:r>
+      <w:r>
+        <w:t xml:space="preserve"> </w:t>
+      </w:r>
+      <w:r>
+        <w:t xml:space="preserve">checks the workbook and refuses data the pipeline cannot</w:t>
+      </w:r>
+      <w:r>
+        <w:t xml:space="preserve"> </w:t>
+      </w:r>
+      <w:r>
+        <w:t xml:space="preserve">price safely, with a plain message naming the sheet to fix: missing or</w:t>
+      </w:r>
+      <w:r>
+        <w:t xml:space="preserve"> </w:t>
+      </w:r>
+      <w:r>
+        <w:t xml:space="preserve">non-positive losses, missing years, duplicate exposure or inflation years,</w:t>
+      </w:r>
+      <w:r>
+        <w:t xml:space="preserve"> </w:t>
+      </w:r>
+      <w:r>
+        <w:t xml:space="preserve">non-positive exposures, loss years with no exposure row, and inflation that</w:t>
+      </w:r>
+      <w:r>
+        <w:t xml:space="preserve"> </w:t>
+      </w:r>
+      <w:r>
+        <w:t xml:space="preserve">does not cover the span from the oldest loss to the valuation year. Losses at</w:t>
+      </w:r>
+      <w:r>
+        <w:t xml:space="preserve"> </w:t>
+      </w:r>
+      <w:r>
+        <w:t xml:space="preserve">or below the reporting threshold are accepted but flagged with a warning on</w:t>
+      </w:r>
+      <w:r>
+        <w:t xml:space="preserve"> </w:t>
+      </w:r>
+      <w:r>
+        <w:t xml:space="preserve">the Data step, since they contradict the declared completeness threshold.</w:t>
       </w:r>
     </w:p>
     <w:p>
@@ -2595,7 +2703,13 @@
         <w:t xml:space="preserve">run_pricing</w:t>
       </w:r>
       <w:r>
-        <w:t xml:space="preserve">, the tool writes a two-sheet workbook:</w:t>
+        <w:t xml:space="preserve">, the tool writes a four-sheet workbook (the same builder serves</w:t>
+      </w:r>
+      <w:r>
+        <w:t xml:space="preserve"> </w:t>
+      </w:r>
+      <w:r>
+        <w:t xml:space="preserve">both paths, so the two exports never drift apart):</w:t>
       </w:r>
     </w:p>
     <w:p>
@@ -2621,13 +2735,7 @@
         <w:t xml:space="preserve"> </w:t>
       </w:r>
       <w:r>
-        <w:t xml:space="preserve">VaR, TVaR, both premiums, the closed-form expected loss, and the</w:t>
-      </w:r>
-      <w:r>
-        <w:t xml:space="preserve"> </w:t>
-      </w:r>
-      <w:r>
-        <w:t xml:space="preserve">validation delta.</w:t>
+        <w:t xml:space="preserve">VaR, TVaR, and both premiums.</w:t>
       </w:r>
     </w:p>
     <w:p>
@@ -2644,16 +2752,74 @@
           <w:b/>
           <w:bCs/>
         </w:rPr>
+        <w:t xml:space="preserve">validation</w:t>
+      </w:r>
+      <w:r>
+        <w:t xml:space="preserve">: the simulated against closed-form expected loss, their</w:t>
+      </w:r>
+      <w:r>
+        <w:t xml:space="preserve"> </w:t>
+      </w:r>
+      <w:r>
+        <w:t xml:space="preserve">delta, the Monte Carlo standard error, and the burning cost benchmark.</w:t>
+      </w:r>
+    </w:p>
+    <w:p>
+      <w:pPr>
+        <w:pStyle w:val="Compact"/>
+        <w:numPr>
+          <w:ilvl w:val="0"/>
+          <w:numId w:val="1005"/>
+        </w:numPr>
+      </w:pPr>
+      <w:r>
+        <w:rPr>
+          <w:rStyle w:val="VerbatimChar"/>
+          <w:b/>
+          <w:bCs/>
+        </w:rPr>
+        <w:t xml:space="preserve">contract</w:t>
+      </w:r>
+      <w:r>
+        <w:t xml:space="preserve">: an echo of the priced layer structure with its full terms</w:t>
+      </w:r>
+      <w:r>
+        <w:t xml:space="preserve"> </w:t>
+      </w:r>
+      <w:r>
+        <w:t xml:space="preserve">(deductible, cover, AAD, AAL).</w:t>
+      </w:r>
+    </w:p>
+    <w:p>
+      <w:pPr>
+        <w:pStyle w:val="Compact"/>
+        <w:numPr>
+          <w:ilvl w:val="0"/>
+          <w:numId w:val="1005"/>
+        </w:numPr>
+      </w:pPr>
+      <w:r>
+        <w:rPr>
+          <w:rStyle w:val="VerbatimChar"/>
+          <w:b/>
+          <w:bCs/>
+        </w:rPr>
         <w:t xml:space="preserve">assumptions</w:t>
       </w:r>
       <w:r>
-        <w:t xml:space="preserve">: an echo of the fitted parameters and the settings used, so</w:t>
-      </w:r>
-      <w:r>
-        <w:t xml:space="preserve"> </w:t>
-      </w:r>
-      <w:r>
-        <w:t xml:space="preserve">a result is self-documenting.</w:t>
+        <w:t xml:space="preserve">: an echo of the settings and the fitted parameters</w:t>
+      </w:r>
+      <w:r>
+        <w:t xml:space="preserve"> </w:t>
+      </w:r>
+      <w:r>
+        <w:t xml:space="preserve">(expected claims, Pareto alpha, lognormal body, tail weight, seed), so a</w:t>
+      </w:r>
+      <w:r>
+        <w:t xml:space="preserve"> </w:t>
+      </w:r>
+      <w:r>
+        <w:t xml:space="preserve">result can be reconstructed from the file alone.</w:t>
       </w:r>
     </w:p>
     <w:bookmarkEnd w:id="28"/>
@@ -3720,6 +3886,176 @@
     <w:p>
       <w:pPr>
         <w:pStyle w:val="FirstParagraph"/>
+      </w:pPr>
+      <w:r>
+        <w:rPr>
+          <w:b/>
+          <w:bCs/>
+        </w:rPr>
+        <w:t xml:space="preserve">The reporting threshold must be indexed too.</w:t>
+      </w:r>
+      <w:r>
+        <w:t xml:space="preserve"> </w:t>
+      </w:r>
+      <w:r>
+        <w:t xml:space="preserve">The data is complete above the</w:t>
+      </w:r>
+      <w:r>
+        <w:t xml:space="preserve"> </w:t>
+      </w:r>
+      <w:r>
+        <w:t xml:space="preserve">reporting threshold in each loss year’s</w:t>
+      </w:r>
+      <w:r>
+        <w:t xml:space="preserve"> </w:t>
+      </w:r>
+      <w:r>
+        <w:rPr>
+          <w:i/>
+          <w:iCs/>
+        </w:rPr>
+        <w:t xml:space="preserve">own</w:t>
+      </w:r>
+      <w:r>
+        <w:t xml:space="preserve"> </w:t>
+      </w:r>
+      <w:r>
+        <w:t xml:space="preserve">money. Once losses are indexed,</w:t>
+      </w:r>
+      <w:r>
+        <w:t xml:space="preserve"> </w:t>
+      </w:r>
+      <w:r>
+        <w:t xml:space="preserve">that guarantee only holds above the threshold indexed the same way, so the</w:t>
+      </w:r>
+      <w:r>
+        <w:t xml:space="preserve"> </w:t>
+      </w:r>
+      <w:r>
+        <w:t xml:space="preserve">floor for the modelling threshold is the reporting threshold times the largest</w:t>
+      </w:r>
+      <w:r>
+        <w:t xml:space="preserve"> </w:t>
+      </w:r>
+      <w:r>
+        <w:t xml:space="preserve">inflation factor across the observed years (with positive inflation, the</w:t>
+      </w:r>
+      <w:r>
+        <w:t xml:space="preserve"> </w:t>
+      </w:r>
+      <w:r>
+        <w:t xml:space="preserve">earliest year):</w:t>
+      </w:r>
+      <w:r>
+        <w:t xml:space="preserve"> </w:t>
+      </w:r>
+      <m:oMath>
+        <m:r>
+          <m:t>R</m:t>
+        </m:r>
+        <m:r>
+          <m:t>T</m:t>
+        </m:r>
+        <m:r>
+          <m:rPr>
+            <m:sty m:val="p"/>
+          </m:rPr>
+          <m:t>⋅</m:t>
+        </m:r>
+        <m:sSub>
+          <m:e>
+            <m:r>
+              <m:rPr>
+                <m:sty m:val="p"/>
+              </m:rPr>
+              <m:t>max</m:t>
+            </m:r>
+          </m:e>
+          <m:sub>
+            <m:r>
+              <m:t>y</m:t>
+            </m:r>
+          </m:sub>
+        </m:sSub>
+        <m:sSubSup>
+          <m:e>
+            <m:r>
+              <m:t>f</m:t>
+            </m:r>
+          </m:e>
+          <m:sub>
+            <m:r>
+              <m:t>y</m:t>
+            </m:r>
+          </m:sub>
+          <m:sup>
+            <m:r>
+              <m:t>i</m:t>
+            </m:r>
+            <m:r>
+              <m:t>n</m:t>
+            </m:r>
+            <m:r>
+              <m:t>f</m:t>
+            </m:r>
+            <m:r>
+              <m:t>l</m:t>
+            </m:r>
+          </m:sup>
+        </m:sSubSup>
+      </m:oMath>
+      <w:r>
+        <w:t xml:space="preserve">. Modelling below this floor</w:t>
+      </w:r>
+      <w:r>
+        <w:t xml:space="preserve"> </w:t>
+      </w:r>
+      <w:r>
+        <w:t xml:space="preserve">understates the frequency, because losses that would index above MT were never</w:t>
+      </w:r>
+      <w:r>
+        <w:t xml:space="preserve"> </w:t>
+      </w:r>
+      <w:r>
+        <w:t xml:space="preserve">recorded in the early years. This is</w:t>
+      </w:r>
+      <w:r>
+        <w:t xml:space="preserve"> </w:t>
+      </w:r>
+      <w:r>
+        <w:rPr>
+          <w:rStyle w:val="VerbatimChar"/>
+        </w:rPr>
+        <w:t xml:space="preserve">indexed_reporting_threshold</w:t>
+      </w:r>
+      <w:r>
+        <w:t xml:space="preserve"> </w:t>
+      </w:r>
+      <w:r>
+        <w:t xml:space="preserve">in</w:t>
+      </w:r>
+      <w:r>
+        <w:t xml:space="preserve"> </w:t>
+      </w:r>
+      <w:r>
+        <w:rPr>
+          <w:rStyle w:val="VerbatimChar"/>
+        </w:rPr>
+        <w:t xml:space="preserve">preprocess.R</w:t>
+      </w:r>
+      <w:r>
+        <w:t xml:space="preserve">; the dashboard clamps the modelling threshold to it, and the</w:t>
+      </w:r>
+      <w:r>
+        <w:t xml:space="preserve"> </w:t>
+      </w:r>
+      <w:r>
+        <w:t xml:space="preserve">headless path warns when a supplied threshold sits below it.</w:t>
+      </w:r>
+    </w:p>
+    <w:p>
+      <w:pPr>
+        <w:pStyle w:val="BodyText"/>
       </w:pPr>
       <w:r>
         <w:rPr>
@@ -4118,19 +4454,73 @@
         <w:t xml:space="preserve"> </w:t>
       </w:r>
       <w:r>
-        <w:t xml:space="preserve">are coherent). The user can choose one of three distributions; Poisson is the</w:t>
-      </w:r>
-      <w:r>
-        <w:t xml:space="preserve"> </w:t>
-      </w:r>
-      <w:r>
-        <w:t xml:space="preserve">principled default because reinsurance data is usually too sparse to select a</w:t>
-      </w:r>
-      <w:r>
-        <w:t xml:space="preserve"> </w:t>
-      </w:r>
-      <w:r>
-        <w:t xml:space="preserve">distribution class from the data alone.</w:t>
+        <w:t xml:space="preserve">are coherent). The observation window runs over the exposure years up to the</w:t>
+      </w:r>
+      <w:r>
+        <w:t xml:space="preserve"> </w:t>
+      </w:r>
+      <w:r>
+        <w:t xml:space="preserve">declared last complete experience year (</w:t>
+      </w:r>
+      <w:r>
+        <w:rPr>
+          <w:rStyle w:val="VerbatimChar"/>
+        </w:rPr>
+        <w:t xml:space="preserve">observation_years</w:t>
+      </w:r>
+      <w:r>
+        <w:t xml:space="preserve"> </w:t>
+      </w:r>
+      <w:r>
+        <w:t xml:space="preserve">in</w:t>
+      </w:r>
+      <w:r>
+        <w:t xml:space="preserve"> </w:t>
+      </w:r>
+      <w:r>
+        <w:rPr>
+          <w:rStyle w:val="VerbatimChar"/>
+        </w:rPr>
+        <w:t xml:space="preserve">preprocess.R</w:t>
+      </w:r>
+      <w:r>
+        <w:t xml:space="preserve">). When no such year is declared, the window ends at the latest</w:t>
+      </w:r>
+      <w:r>
+        <w:t xml:space="preserve"> </w:t>
+      </w:r>
+      <w:r>
+        <w:t xml:space="preserve">loss year; declaring it matters because the latest loss year is itself random:</w:t>
+      </w:r>
+      <w:r>
+        <w:t xml:space="preserve"> </w:t>
+      </w:r>
+      <w:r>
+        <w:t xml:space="preserve">a genuine zero-loss final year would otherwise be dropped (overstating the</w:t>
+      </w:r>
+      <w:r>
+        <w:t xml:space="preserve"> </w:t>
+      </w:r>
+      <w:r>
+        <w:t xml:space="preserve">frequency) and a partially observed final year would be counted in full</w:t>
+      </w:r>
+      <w:r>
+        <w:t xml:space="preserve"> </w:t>
+      </w:r>
+      <w:r>
+        <w:t xml:space="preserve">(understating it). The user can choose one of three distributions; Poisson is</w:t>
+      </w:r>
+      <w:r>
+        <w:t xml:space="preserve"> </w:t>
+      </w:r>
+      <w:r>
+        <w:t xml:space="preserve">the principled default because reinsurance data is usually too sparse to</w:t>
+      </w:r>
+      <w:r>
+        <w:t xml:space="preserve"> </w:t>
+      </w:r>
+      <w:r>
+        <w:t xml:space="preserve">select a distribution class from the data alone.</w:t>
       </w:r>
     </w:p>
     <w:p>
@@ -4701,31 +5091,44 @@
         <w:t xml:space="preserve"> </w:t>
       </w:r>
       <w:r>
-        <w:t xml:space="preserve">fitted by maximum</w:t>
-      </w:r>
-      <w:r>
-        <w:t xml:space="preserve"> </w:t>
-      </w:r>
-      <w:r>
-        <w:t xml:space="preserve">likelihood (via</w:t>
-      </w:r>
-      <w:r>
-        <w:t xml:space="preserve"> </w:t>
+        <w:t xml:space="preserve">fitted by</w:t>
+      </w:r>
+      <w:r>
+        <w:t xml:space="preserve"> </w:t>
+      </w:r>
+      <w:r>
+        <w:rPr>
+          <w:b/>
+          <w:bCs/>
+        </w:rPr>
+        <w:t xml:space="preserve">truncated</w:t>
+      </w:r>
+      <w:r>
+        <w:t xml:space="preserve"> </w:t>
+      </w:r>
+      <w:r>
+        <w:t xml:space="preserve">maximum likelihood on the indexed losses in that range</w:t>
+      </w:r>
+      <w:r>
+        <w:t xml:space="preserve"> </w:t>
+      </w:r>
+      <w:r>
+        <w:t xml:space="preserve">(</w:t>
       </w:r>
       <w:r>
         <w:rPr>
           <w:rStyle w:val="VerbatimChar"/>
         </w:rPr>
-        <w:t xml:space="preserve">fitdistrplus</w:t>
-      </w:r>
-      <w:r>
-        <w:t xml:space="preserve">) on the indexed losses in that range, used as a</w:t>
-      </w:r>
-      <w:r>
-        <w:t xml:space="preserve"> </w:t>
-      </w:r>
-      <w:r>
-        <w:t xml:space="preserve">lognormal truncated to</w:t>
+        <w:t xml:space="preserve">fit_lnorm_truncated</w:t>
+      </w:r>
+      <w:r>
+        <w:t xml:space="preserve">): the likelihood is that of the lognormal conditioned</w:t>
+      </w:r>
+      <w:r>
+        <w:t xml:space="preserve"> </w:t>
+      </w:r>
+      <w:r>
+        <w:t xml:space="preserve">to</w:t>
       </w:r>
       <w:r>
         <w:t xml:space="preserve"> </w:t>
@@ -4760,7 +5163,44 @@
         </m:r>
       </m:oMath>
       <w:r>
-        <w:t xml:space="preserve">.</w:t>
+        <w:t xml:space="preserve">, matching exactly how the body is used. An unconditional fit on</w:t>
+      </w:r>
+      <w:r>
+        <w:t xml:space="preserve"> </w:t>
+      </w:r>
+      <w:r>
+        <w:t xml:space="preserve">the windowed data would bias</w:t>
+      </w:r>
+      <w:r>
+        <w:t xml:space="preserve"> </w:t>
+      </w:r>
+      <m:oMath>
+        <m:r>
+          <m:t>μ</m:t>
+        </m:r>
+      </m:oMath>
+      <w:r>
+        <w:t xml:space="preserve"> </w:t>
+      </w:r>
+      <w:r>
+        <w:t xml:space="preserve">and</w:t>
+      </w:r>
+      <w:r>
+        <w:t xml:space="preserve"> </w:t>
+      </w:r>
+      <m:oMath>
+        <m:r>
+          <m:t>σ</m:t>
+        </m:r>
+      </m:oMath>
+      <w:r>
+        <w:t xml:space="preserve">, explaining the missing tails</w:t>
+      </w:r>
+      <w:r>
+        <w:t xml:space="preserve"> </w:t>
+      </w:r>
+      <w:r>
+        <w:t xml:space="preserve">as low variance.</w:t>
       </w:r>
     </w:p>
     <w:p>
@@ -4856,7 +5296,7 @@
         <w:t xml:space="preserve"> </w:t>
       </w:r>
       <w:r>
-        <w:t xml:space="preserve">estimated by maximum likelihood:</w:t>
+        <w:t xml:space="preserve">estimated by maximum likelihood with a small-sample bias correction:</w:t>
       </w:r>
     </w:p>
     <w:p>
@@ -4891,6 +5331,15 @@
             <m:num>
               <m:r>
                 <m:t>n</m:t>
+              </m:r>
+              <m:r>
+                <m:rPr>
+                  <m:sty m:val="p"/>
+                </m:rPr>
+                <m:t>−</m:t>
+              </m:r>
+              <m:r>
+                <m:t>1</m:t>
               </m:r>
             </m:num>
             <m:den>
@@ -4961,18 +5410,244 @@
         <w:pStyle w:val="FirstParagraph"/>
       </w:pPr>
       <w:r>
-        <w:t xml:space="preserve">over the losses above</w:t>
+        <w:t xml:space="preserve">over the</w:t>
       </w:r>
       <w:r>
         <w:t xml:space="preserve"> </w:t>
       </w:r>
       <m:oMath>
         <m:r>
+          <m:t>n</m:t>
+        </m:r>
+      </m:oMath>
+      <w:r>
+        <w:t xml:space="preserve"> </w:t>
+      </w:r>
+      <w:r>
+        <w:t xml:space="preserve">losses above</w:t>
+      </w:r>
+      <w:r>
+        <w:t xml:space="preserve"> </w:t>
+      </w:r>
+      <m:oMath>
+        <m:r>
           <m:t>s</m:t>
         </m:r>
       </m:oMath>
       <w:r>
-        <w:t xml:space="preserve">.</w:t>
+        <w:t xml:space="preserve">. The plain MLE</w:t>
+      </w:r>
+      <w:r>
+        <w:t xml:space="preserve"> </w:t>
+      </w:r>
+      <m:oMath>
+        <m:r>
+          <m:t>n</m:t>
+        </m:r>
+        <m:r>
+          <m:rPr>
+            <m:sty m:val="p"/>
+          </m:rPr>
+          <m:t>/</m:t>
+        </m:r>
+        <m:nary>
+          <m:naryPr>
+            <m:chr m:val="∑"/>
+            <m:limLoc m:val="undOvr"/>
+            <m:subHide m:val="off"/>
+            <m:supHide m:val="on"/>
+          </m:naryPr>
+          <m:sub>
+            <m:r>
+              <m:t>i</m:t>
+            </m:r>
+          </m:sub>
+          <m:sup>
+            <m:r>
+              <m:t>​</m:t>
+            </m:r>
+          </m:sup>
+          <m:e>
+            <m:r>
+              <m:rPr>
+                <m:sty m:val="p"/>
+              </m:rPr>
+              <m:t>log</m:t>
+            </m:r>
+          </m:e>
+        </m:nary>
+        <m:d>
+          <m:dPr>
+            <m:begChr m:val="("/>
+            <m:sepChr m:val=""/>
+            <m:endChr m:val=")"/>
+            <m:grow/>
+          </m:dPr>
+          <m:e>
+            <m:sSub>
+              <m:e>
+                <m:r>
+                  <m:t>x</m:t>
+                </m:r>
+              </m:e>
+              <m:sub>
+                <m:r>
+                  <m:t>i</m:t>
+                </m:r>
+              </m:sub>
+            </m:sSub>
+            <m:r>
+              <m:rPr>
+                <m:sty m:val="p"/>
+              </m:rPr>
+              <m:t>/</m:t>
+            </m:r>
+            <m:r>
+              <m:t>s</m:t>
+            </m:r>
+          </m:e>
+        </m:d>
+      </m:oMath>
+      <w:r>
+        <w:t xml:space="preserve"> </w:t>
+      </w:r>
+      <w:r>
+        <w:t xml:space="preserve">is</w:t>
+      </w:r>
+      <w:r>
+        <w:t xml:space="preserve"> </w:t>
+      </w:r>
+      <w:r>
+        <w:t xml:space="preserve">biased upward (its expectation is</w:t>
+      </w:r>
+      <w:r>
+        <w:t xml:space="preserve"> </w:t>
+      </w:r>
+      <m:oMath>
+        <m:r>
+          <m:t>α</m:t>
+        </m:r>
+        <m:r>
+          <m:rPr>
+            <m:sty m:val="p"/>
+          </m:rPr>
+          <m:t>⋅</m:t>
+        </m:r>
+        <m:r>
+          <m:t>n</m:t>
+        </m:r>
+        <m:r>
+          <m:rPr>
+            <m:sty m:val="p"/>
+          </m:rPr>
+          <m:t>/</m:t>
+        </m:r>
+        <m:d>
+          <m:dPr>
+            <m:begChr m:val="("/>
+            <m:sepChr m:val=""/>
+            <m:endChr m:val=")"/>
+            <m:grow/>
+          </m:dPr>
+          <m:e>
+            <m:r>
+              <m:t>n</m:t>
+            </m:r>
+            <m:r>
+              <m:rPr>
+                <m:sty m:val="p"/>
+              </m:rPr>
+              <m:t>−</m:t>
+            </m:r>
+            <m:r>
+              <m:t>1</m:t>
+            </m:r>
+          </m:e>
+        </m:d>
+      </m:oMath>
+      <w:r>
+        <w:t xml:space="preserve">), which understates</w:t>
+      </w:r>
+      <w:r>
+        <w:t xml:space="preserve"> </w:t>
+      </w:r>
+      <w:r>
+        <w:t xml:space="preserve">the tail exactly where reinsurance samples are thinnest; the</w:t>
+      </w:r>
+      <w:r>
+        <w:t xml:space="preserve"> </w:t>
+      </w:r>
+      <m:oMath>
+        <m:d>
+          <m:dPr>
+            <m:begChr m:val="("/>
+            <m:sepChr m:val=""/>
+            <m:endChr m:val=")"/>
+            <m:grow/>
+          </m:dPr>
+          <m:e>
+            <m:r>
+              <m:t>n</m:t>
+            </m:r>
+            <m:r>
+              <m:rPr>
+                <m:sty m:val="p"/>
+              </m:rPr>
+              <m:t>−</m:t>
+            </m:r>
+            <m:r>
+              <m:t>1</m:t>
+            </m:r>
+          </m:e>
+        </m:d>
+        <m:r>
+          <m:rPr>
+            <m:sty m:val="p"/>
+          </m:rPr>
+          <m:t>/</m:t>
+        </m:r>
+        <m:r>
+          <m:t>n</m:t>
+        </m:r>
+      </m:oMath>
+      <w:r>
+        <w:t xml:space="preserve"> </w:t>
+      </w:r>
+      <w:r>
+        <w:t xml:space="preserve">factor</w:t>
+      </w:r>
+      <w:r>
+        <w:t xml:space="preserve"> </w:t>
+      </w:r>
+      <w:r>
+        <w:t xml:space="preserve">removes that bias. The correction can be switched off in the dashboard (or via</w:t>
+      </w:r>
+      <w:r>
+        <w:t xml:space="preserve"> </w:t>
+      </w:r>
+      <w:r>
+        <w:t xml:space="preserve">the</w:t>
+      </w:r>
+      <w:r>
+        <w:t xml:space="preserve"> </w:t>
+      </w:r>
+      <w:r>
+        <w:rPr>
+          <w:rStyle w:val="VerbatimChar"/>
+        </w:rPr>
+        <w:t xml:space="preserve">pareto_bias_correction</w:t>
+      </w:r>
+      <w:r>
+        <w:t xml:space="preserve"> </w:t>
+      </w:r>
+      <w:r>
+        <w:t xml:space="preserve">setting) to reproduce the plain MLE used in the</w:t>
+      </w:r>
+      <w:r>
+        <w:t xml:space="preserve"> </w:t>
+      </w:r>
+      <w:r>
+        <w:t xml:space="preserve">Reinsurance Analytics notes; with a single tail loss the plain MLE is kept.</w:t>
       </w:r>
     </w:p>
     <w:p>
@@ -7032,6 +7707,39 @@
         </m:oMath>
       </m:oMathPara>
     </w:p>
+    <w:p>
+      <w:pPr>
+        <w:pStyle w:val="FirstParagraph"/>
+      </w:pPr>
+      <w:r>
+        <w:t xml:space="preserve">Both are</w:t>
+      </w:r>
+      <w:r>
+        <w:t xml:space="preserve"> </w:t>
+      </w:r>
+      <w:r>
+        <w:rPr>
+          <w:b/>
+          <w:bCs/>
+        </w:rPr>
+        <w:t xml:space="preserve">pure technical premiums</w:t>
+      </w:r>
+      <w:r>
+        <w:t xml:space="preserve">: the loading is a risk margin only, with</w:t>
+      </w:r>
+      <w:r>
+        <w:t xml:space="preserve"> </w:t>
+      </w:r>
+      <w:r>
+        <w:t xml:space="preserve">no allowance for expenses, brokerage, or cost of capital. A market premium</w:t>
+      </w:r>
+      <w:r>
+        <w:t xml:space="preserve"> </w:t>
+      </w:r>
+      <w:r>
+        <w:t xml:space="preserve">would sit above these figures.</w:t>
+      </w:r>
+    </w:p>
     <w:bookmarkEnd w:id="35"/>
     <w:bookmarkStart w:id="36" w:name="validation-an-independent-oracle"/>
     <w:p>
@@ -7291,7 +7999,100 @@
         <w:t xml:space="preserve"> </w:t>
       </w:r>
       <w:r>
-        <w:t xml:space="preserve">Validation table shows both and their difference per layer.</w:t>
+        <w:t xml:space="preserve">Validation table shows both and their difference per layer, together with the</w:t>
+      </w:r>
+      <w:r>
+        <w:t xml:space="preserve"> </w:t>
+      </w:r>
+      <w:r>
+        <w:rPr>
+          <w:b/>
+          <w:bCs/>
+        </w:rPr>
+        <w:t xml:space="preserve">Monte Carlo standard error</w:t>
+      </w:r>
+      <w:r>
+        <w:t xml:space="preserve"> </w:t>
+      </w:r>
+      <m:oMath>
+        <m:r>
+          <m:rPr>
+            <m:sty m:val="p"/>
+          </m:rPr>
+          <m:t>s</m:t>
+        </m:r>
+        <m:r>
+          <m:rPr>
+            <m:sty m:val="p"/>
+          </m:rPr>
+          <m:t>d</m:t>
+        </m:r>
+        <m:d>
+          <m:dPr>
+            <m:begChr m:val="["/>
+            <m:sepChr m:val=""/>
+            <m:endChr m:val="]"/>
+            <m:grow/>
+          </m:dPr>
+          <m:e>
+            <m:r>
+              <m:t>L</m:t>
+            </m:r>
+          </m:e>
+        </m:d>
+        <m:r>
+          <m:rPr>
+            <m:sty m:val="p"/>
+          </m:rPr>
+          <m:t>/</m:t>
+        </m:r>
+        <m:rad>
+          <m:radPr>
+            <m:degHide m:val="on"/>
+          </m:radPr>
+          <m:deg/>
+          <m:e>
+            <m:sSub>
+              <m:e>
+                <m:r>
+                  <m:t>n</m:t>
+                </m:r>
+              </m:e>
+              <m:sub>
+                <m:r>
+                  <m:t>s</m:t>
+                </m:r>
+                <m:r>
+                  <m:t>i</m:t>
+                </m:r>
+                <m:r>
+                  <m:t>m</m:t>
+                </m:r>
+                <m:r>
+                  <m:t>s</m:t>
+                </m:r>
+              </m:sub>
+            </m:sSub>
+          </m:e>
+        </m:rad>
+      </m:oMath>
+      <w:r>
+        <w:t xml:space="preserve"> </w:t>
+      </w:r>
+      <w:r>
+        <w:t xml:space="preserve">as the</w:t>
+      </w:r>
+      <w:r>
+        <w:t xml:space="preserve"> </w:t>
+      </w:r>
+      <w:r>
+        <w:t xml:space="preserve">yardstick for that difference: a delta within about two standard errors is</w:t>
+      </w:r>
+      <w:r>
+        <w:t xml:space="preserve"> </w:t>
+      </w:r>
+      <w:r>
+        <w:t xml:space="preserve">simulation noise, a larger one is worth investigating.</w:t>
       </w:r>
     </w:p>
     <w:p>

--- a/Technical documentation.docx
+++ b/Technical documentation.docx
@@ -2007,13 +2007,7 @@
         <w:t xml:space="preserve"> </w:t>
       </w:r>
       <w:r>
-        <w:t xml:space="preserve">splice threshold, frequency model, Pareto bias correction, simulations,</w:t>
-      </w:r>
-      <w:r>
-        <w:t xml:space="preserve"> </w:t>
-      </w:r>
-      <w:r>
-        <w:t xml:space="preserve">loadings, VaR level). When</w:t>
+        <w:t xml:space="preserve">splice threshold, frequency model, simulations, loadings, VaR level). When</w:t>
       </w:r>
       <w:r>
         <w:t xml:space="preserve"> </w:t>
@@ -5296,7 +5290,7 @@
         <w:t xml:space="preserve"> </w:t>
       </w:r>
       <w:r>
-        <w:t xml:space="preserve">estimated by maximum likelihood with a small-sample bias correction:</w:t>
+        <w:t xml:space="preserve">estimated by maximum likelihood:</w:t>
       </w:r>
     </w:p>
     <w:p>
@@ -5331,15 +5325,6 @@
             <m:num>
               <m:r>
                 <m:t>n</m:t>
-              </m:r>
-              <m:r>
-                <m:rPr>
-                  <m:sty m:val="p"/>
-                </m:rPr>
-                <m:t>−</m:t>
-              </m:r>
-              <m:r>
-                <m:t>1</m:t>
               </m:r>
             </m:num>
             <m:den>
@@ -5435,219 +5420,25 @@
         </m:r>
       </m:oMath>
       <w:r>
-        <w:t xml:space="preserve">. The plain MLE</w:t>
-      </w:r>
-      <w:r>
-        <w:t xml:space="preserve"> </w:t>
-      </w:r>
-      <m:oMath>
-        <m:r>
-          <m:t>n</m:t>
-        </m:r>
-        <m:r>
-          <m:rPr>
-            <m:sty m:val="p"/>
-          </m:rPr>
-          <m:t>/</m:t>
-        </m:r>
-        <m:nary>
-          <m:naryPr>
-            <m:chr m:val="∑"/>
-            <m:limLoc m:val="undOvr"/>
-            <m:subHide m:val="off"/>
-            <m:supHide m:val="on"/>
-          </m:naryPr>
-          <m:sub>
-            <m:r>
-              <m:t>i</m:t>
-            </m:r>
-          </m:sub>
-          <m:sup>
-            <m:r>
-              <m:t>​</m:t>
-            </m:r>
-          </m:sup>
-          <m:e>
-            <m:r>
-              <m:rPr>
-                <m:sty m:val="p"/>
-              </m:rPr>
-              <m:t>log</m:t>
-            </m:r>
-          </m:e>
-        </m:nary>
-        <m:d>
-          <m:dPr>
-            <m:begChr m:val="("/>
-            <m:sepChr m:val=""/>
-            <m:endChr m:val=")"/>
-            <m:grow/>
-          </m:dPr>
-          <m:e>
-            <m:sSub>
-              <m:e>
-                <m:r>
-                  <m:t>x</m:t>
-                </m:r>
-              </m:e>
-              <m:sub>
-                <m:r>
-                  <m:t>i</m:t>
-                </m:r>
-              </m:sub>
-            </m:sSub>
-            <m:r>
-              <m:rPr>
-                <m:sty m:val="p"/>
-              </m:rPr>
-              <m:t>/</m:t>
-            </m:r>
-            <m:r>
-              <m:t>s</m:t>
-            </m:r>
-          </m:e>
-        </m:d>
-      </m:oMath>
-      <w:r>
-        <w:t xml:space="preserve"> </w:t>
-      </w:r>
-      <w:r>
-        <w:t xml:space="preserve">is</w:t>
-      </w:r>
-      <w:r>
-        <w:t xml:space="preserve"> </w:t>
-      </w:r>
-      <w:r>
-        <w:t xml:space="preserve">biased upward (its expectation is</w:t>
-      </w:r>
-      <w:r>
-        <w:t xml:space="preserve"> </w:t>
-      </w:r>
-      <m:oMath>
-        <m:r>
-          <m:t>α</m:t>
-        </m:r>
-        <m:r>
-          <m:rPr>
-            <m:sty m:val="p"/>
-          </m:rPr>
-          <m:t>⋅</m:t>
-        </m:r>
-        <m:r>
-          <m:t>n</m:t>
-        </m:r>
-        <m:r>
-          <m:rPr>
-            <m:sty m:val="p"/>
-          </m:rPr>
-          <m:t>/</m:t>
-        </m:r>
-        <m:d>
-          <m:dPr>
-            <m:begChr m:val="("/>
-            <m:sepChr m:val=""/>
-            <m:endChr m:val=")"/>
-            <m:grow/>
-          </m:dPr>
-          <m:e>
-            <m:r>
-              <m:t>n</m:t>
-            </m:r>
-            <m:r>
-              <m:rPr>
-                <m:sty m:val="p"/>
-              </m:rPr>
-              <m:t>−</m:t>
-            </m:r>
-            <m:r>
-              <m:t>1</m:t>
-            </m:r>
-          </m:e>
-        </m:d>
-      </m:oMath>
-      <w:r>
-        <w:t xml:space="preserve">), which understates</w:t>
-      </w:r>
-      <w:r>
-        <w:t xml:space="preserve"> </w:t>
-      </w:r>
-      <w:r>
-        <w:t xml:space="preserve">the tail exactly where reinsurance samples are thinnest; the</w:t>
-      </w:r>
-      <w:r>
-        <w:t xml:space="preserve"> </w:t>
-      </w:r>
-      <m:oMath>
-        <m:d>
-          <m:dPr>
-            <m:begChr m:val="("/>
-            <m:sepChr m:val=""/>
-            <m:endChr m:val=")"/>
-            <m:grow/>
-          </m:dPr>
-          <m:e>
-            <m:r>
-              <m:t>n</m:t>
-            </m:r>
-            <m:r>
-              <m:rPr>
-                <m:sty m:val="p"/>
-              </m:rPr>
-              <m:t>−</m:t>
-            </m:r>
-            <m:r>
-              <m:t>1</m:t>
-            </m:r>
-          </m:e>
-        </m:d>
-        <m:r>
-          <m:rPr>
-            <m:sty m:val="p"/>
-          </m:rPr>
-          <m:t>/</m:t>
-        </m:r>
-        <m:r>
-          <m:t>n</m:t>
-        </m:r>
-      </m:oMath>
-      <w:r>
-        <w:t xml:space="preserve"> </w:t>
-      </w:r>
-      <w:r>
-        <w:t xml:space="preserve">factor</w:t>
-      </w:r>
-      <w:r>
-        <w:t xml:space="preserve"> </w:t>
-      </w:r>
-      <w:r>
-        <w:t xml:space="preserve">removes that bias. The correction can be switched off in the dashboard (or via</w:t>
-      </w:r>
-      <w:r>
-        <w:t xml:space="preserve"> </w:t>
-      </w:r>
-      <w:r>
-        <w:t xml:space="preserve">the</w:t>
-      </w:r>
-      <w:r>
-        <w:t xml:space="preserve"> </w:t>
-      </w:r>
-      <w:r>
-        <w:rPr>
-          <w:rStyle w:val="VerbatimChar"/>
-        </w:rPr>
-        <w:t xml:space="preserve">pareto_bias_correction</w:t>
-      </w:r>
-      <w:r>
-        <w:t xml:space="preserve"> </w:t>
-      </w:r>
-      <w:r>
-        <w:t xml:space="preserve">setting) to reproduce the plain MLE used in the</w:t>
-      </w:r>
-      <w:r>
-        <w:t xml:space="preserve"> </w:t>
-      </w:r>
-      <w:r>
-        <w:t xml:space="preserve">Reinsurance Analytics notes; with a single tail loss the plain MLE is kept.</w:t>
+        <w:t xml:space="preserve">, matching the estimator in the Reinsurance</w:t>
+      </w:r>
+      <w:r>
+        <w:t xml:space="preserve"> </w:t>
+      </w:r>
+      <w:r>
+        <w:t xml:space="preserve">Analytics notes. (The MLE is known to be biased upward in small samples; a</w:t>
+      </w:r>
+      <w:r>
+        <w:t xml:space="preserve"> </w:t>
+      </w:r>
+      <w:r>
+        <w:t xml:space="preserve">correction was considered and deliberately left out to keep the method simple</w:t>
+      </w:r>
+      <w:r>
+        <w:t xml:space="preserve"> </w:t>
+      </w:r>
+      <w:r>
+        <w:t xml:space="preserve">and aligned with the notes.)</w:t>
       </w:r>
     </w:p>
     <w:p>

--- a/Technical documentation.docx
+++ b/Technical documentation.docx
@@ -2755,7 +2755,7 @@
         <w:t xml:space="preserve"> </w:t>
       </w:r>
       <w:r>
-        <w:t xml:space="preserve">delta, the Monte Carlo standard error, and the burning cost benchmark.</w:t>
+        <w:t xml:space="preserve">delta, and the burning cost benchmark.</w:t>
       </w:r>
     </w:p>
     <w:p>
@@ -7790,100 +7790,31 @@
         <w:t xml:space="preserve"> </w:t>
       </w:r>
       <w:r>
-        <w:t xml:space="preserve">Validation table shows both and their difference per layer, together with the</w:t>
-      </w:r>
-      <w:r>
-        <w:t xml:space="preserve"> </w:t>
-      </w:r>
-      <w:r>
-        <w:rPr>
-          <w:b/>
-          <w:bCs/>
-        </w:rPr>
-        <w:t xml:space="preserve">Monte Carlo standard error</w:t>
-      </w:r>
-      <w:r>
-        <w:t xml:space="preserve"> </w:t>
-      </w:r>
-      <m:oMath>
-        <m:r>
-          <m:rPr>
-            <m:sty m:val="p"/>
-          </m:rPr>
-          <m:t>s</m:t>
-        </m:r>
-        <m:r>
-          <m:rPr>
-            <m:sty m:val="p"/>
-          </m:rPr>
-          <m:t>d</m:t>
-        </m:r>
-        <m:d>
-          <m:dPr>
-            <m:begChr m:val="["/>
-            <m:sepChr m:val=""/>
-            <m:endChr m:val="]"/>
-            <m:grow/>
-          </m:dPr>
-          <m:e>
-            <m:r>
-              <m:t>L</m:t>
-            </m:r>
-          </m:e>
-        </m:d>
-        <m:r>
-          <m:rPr>
-            <m:sty m:val="p"/>
-          </m:rPr>
-          <m:t>/</m:t>
-        </m:r>
-        <m:rad>
-          <m:radPr>
-            <m:degHide m:val="on"/>
-          </m:radPr>
-          <m:deg/>
-          <m:e>
-            <m:sSub>
-              <m:e>
-                <m:r>
-                  <m:t>n</m:t>
-                </m:r>
-              </m:e>
-              <m:sub>
-                <m:r>
-                  <m:t>s</m:t>
-                </m:r>
-                <m:r>
-                  <m:t>i</m:t>
-                </m:r>
-                <m:r>
-                  <m:t>m</m:t>
-                </m:r>
-                <m:r>
-                  <m:t>s</m:t>
-                </m:r>
-              </m:sub>
-            </m:sSub>
-          </m:e>
-        </m:rad>
-      </m:oMath>
-      <w:r>
-        <w:t xml:space="preserve"> </w:t>
-      </w:r>
-      <w:r>
-        <w:t xml:space="preserve">as the</w:t>
-      </w:r>
-      <w:r>
-        <w:t xml:space="preserve"> </w:t>
-      </w:r>
-      <w:r>
-        <w:t xml:space="preserve">yardstick for that difference: a delta within about two standard errors is</w:t>
-      </w:r>
-      <w:r>
-        <w:t xml:space="preserve"> </w:t>
-      </w:r>
-      <w:r>
-        <w:t xml:space="preserve">simulation noise, a larger one is worth investigating.</w:t>
+        <w:t xml:space="preserve">Validation table shows both and their difference per layer. Small differences</w:t>
+      </w:r>
+      <w:r>
+        <w:t xml:space="preserve"> </w:t>
+      </w:r>
+      <w:r>
+        <w:t xml:space="preserve">are expected: they are simulation noise, and they shrink as the number of</w:t>
+      </w:r>
+      <w:r>
+        <w:t xml:space="preserve"> </w:t>
+      </w:r>
+      <w:r>
+        <w:t xml:space="preserve">simulations grows. At the default 100,000 simulations that noise is negligible</w:t>
+      </w:r>
+      <w:r>
+        <w:t xml:space="preserve"> </w:t>
+      </w:r>
+      <w:r>
+        <w:t xml:space="preserve">next to the real uncertainty in the price, which comes from fitting a handful</w:t>
+      </w:r>
+      <w:r>
+        <w:t xml:space="preserve"> </w:t>
+      </w:r>
+      <w:r>
+        <w:t xml:space="preserve">of losses, so the delta is a bug check, not an uncertainty measure.</w:t>
       </w:r>
     </w:p>
     <w:p>

--- a/Technical documentation.docx
+++ b/Technical documentation.docx
@@ -971,6 +971,137 @@
         <w:t xml:space="preserve">explaining what to do rather than failing silently.</w:t>
       </w:r>
     </w:p>
+    <w:p>
+      <w:pPr>
+        <w:pStyle w:val="BodyText"/>
+      </w:pPr>
+      <w:r>
+        <w:t xml:space="preserve">Some company computers block script files (</w:t>
+      </w:r>
+      <w:r>
+        <w:rPr>
+          <w:rStyle w:val="VerbatimChar"/>
+        </w:rPr>
+        <w:t xml:space="preserve">.vbs</w:t>
+      </w:r>
+      <w:r>
+        <w:t xml:space="preserve"> </w:t>
+      </w:r>
+      <w:r>
+        <w:t xml:space="preserve">and</w:t>
+      </w:r>
+      <w:r>
+        <w:t xml:space="preserve"> </w:t>
+      </w:r>
+      <w:r>
+        <w:rPr>
+          <w:rStyle w:val="VerbatimChar"/>
+        </w:rPr>
+        <w:t xml:space="preserve">.bat</w:t>
+      </w:r>
+      <w:r>
+        <w:t xml:space="preserve">) outright, so</w:t>
+      </w:r>
+      <w:r>
+        <w:t xml:space="preserve"> </w:t>
+      </w:r>
+      <w:r>
+        <w:t xml:space="preserve">double-clicking</w:t>
+      </w:r>
+      <w:r>
+        <w:t xml:space="preserve"> </w:t>
+      </w:r>
+      <w:r>
+        <w:rPr>
+          <w:rStyle w:val="VerbatimChar"/>
+        </w:rPr>
+        <w:t xml:space="preserve">start.vbs</w:t>
+      </w:r>
+      <w:r>
+        <w:t xml:space="preserve"> </w:t>
+      </w:r>
+      <w:r>
+        <w:t xml:space="preserve">does nothing.</w:t>
+      </w:r>
+      <w:r>
+        <w:t xml:space="preserve"> </w:t>
+      </w:r>
+      <w:r>
+        <w:rPr>
+          <w:rStyle w:val="VerbatimChar"/>
+        </w:rPr>
+        <w:t xml:space="preserve">Start in RStudio.R</w:t>
+      </w:r>
+      <w:r>
+        <w:t xml:space="preserve">, in the same top</w:t>
+      </w:r>
+      <w:r>
+        <w:t xml:space="preserve"> </w:t>
+      </w:r>
+      <w:r>
+        <w:t xml:space="preserve">folder, is the fallback for that case: open it in RStudio and click Source (or</w:t>
+      </w:r>
+      <w:r>
+        <w:t xml:space="preserve"> </w:t>
+      </w:r>
+      <w:r>
+        <w:t xml:space="preserve">press Ctrl+Shift+S). It does the same job as</w:t>
+      </w:r>
+      <w:r>
+        <w:t xml:space="preserve"> </w:t>
+      </w:r>
+      <w:r>
+        <w:rPr>
+          <w:rStyle w:val="VerbatimChar"/>
+        </w:rPr>
+        <w:t xml:space="preserve">start.vbs</w:t>
+      </w:r>
+      <w:r>
+        <w:t xml:space="preserve">, just launched through</w:t>
+      </w:r>
+      <w:r>
+        <w:t xml:space="preserve"> </w:t>
+      </w:r>
+      <w:r>
+        <w:t xml:space="preserve">R itself rather than a script file, which those blocks do not touch. It finds</w:t>
+      </w:r>
+      <w:r>
+        <w:t xml:space="preserve"> </w:t>
+      </w:r>
+      <w:r>
+        <w:t xml:space="preserve">the</w:t>
+      </w:r>
+      <w:r>
+        <w:t xml:space="preserve"> </w:t>
+      </w:r>
+      <w:r>
+        <w:rPr>
+          <w:rStyle w:val="VerbatimChar"/>
+        </w:rPr>
+        <w:t xml:space="preserve">engine</w:t>
+      </w:r>
+      <w:r>
+        <w:t xml:space="preserve"> </w:t>
+      </w:r>
+      <w:r>
+        <w:t xml:space="preserve">folder next to itself, installs any missing packages the same way</w:t>
+      </w:r>
+      <w:r>
+        <w:t xml:space="preserve"> </w:t>
+      </w:r>
+      <w:r>
+        <w:rPr>
+          <w:rStyle w:val="VerbatimChar"/>
+        </w:rPr>
+        <w:t xml:space="preserve">install_deps.R</w:t>
+      </w:r>
+      <w:r>
+        <w:t xml:space="preserve"> </w:t>
+      </w:r>
+      <w:r>
+        <w:t xml:space="preserve">does, and opens the dashboard in the browser.</w:t>
+      </w:r>
+    </w:p>
     <w:bookmarkEnd w:id="24"/>
     <w:bookmarkStart w:id="25" w:name="project-layout"/>
     <w:p>
@@ -1083,6 +1214,57 @@
               <w:rPr>
                 <w:rStyle w:val="VerbatimChar"/>
               </w:rPr>
+              <w:t xml:space="preserve">Start in RStudio.R</w:t>
+            </w:r>
+          </w:p>
+        </w:tc>
+        <w:tc>
+          <w:tcPr/>
+          <w:p>
+            <w:pPr>
+              <w:pStyle w:val="Compact"/>
+            </w:pPr>
+            <w:r>
+              <w:t xml:space="preserve">Fallback launcher for when</w:t>
+            </w:r>
+            <w:r>
+              <w:t xml:space="preserve"> </w:t>
+            </w:r>
+            <w:r>
+              <w:rPr>
+                <w:rStyle w:val="VerbatimChar"/>
+              </w:rPr>
+              <w:t xml:space="preserve">.vbs</w:t>
+            </w:r>
+            <w:r>
+              <w:t xml:space="preserve">/</w:t>
+            </w:r>
+            <w:r>
+              <w:rPr>
+                <w:rStyle w:val="VerbatimChar"/>
+              </w:rPr>
+              <w:t xml:space="preserve">.bat</w:t>
+            </w:r>
+            <w:r>
+              <w:t xml:space="preserve"> </w:t>
+            </w:r>
+            <w:r>
+              <w:t xml:space="preserve">files are blocked; run from inside RStudio.</w:t>
+            </w:r>
+          </w:p>
+        </w:tc>
+      </w:tr>
+      <w:tr>
+        <w:tc>
+          <w:tcPr/>
+          <w:p>
+            <w:pPr>
+              <w:pStyle w:val="Compact"/>
+            </w:pPr>
+            <w:r>
+              <w:rPr>
+                <w:rStyle w:val="VerbatimChar"/>
+              </w:rPr>
               <w:t xml:space="preserve">input.xlsx</w:t>
             </w:r>
           </w:p>
@@ -1411,7 +1593,58 @@
         <w:t xml:space="preserve"> </w:t>
       </w:r>
       <w:r>
-        <w:t xml:space="preserve">No commands and no R knowledge are required.</w:t>
+        <w:t xml:space="preserve">No commands and no R knowledge are required. If</w:t>
+      </w:r>
+      <w:r>
+        <w:t xml:space="preserve"> </w:t>
+      </w:r>
+      <w:r>
+        <w:rPr>
+          <w:rStyle w:val="VerbatimChar"/>
+        </w:rPr>
+        <w:t xml:space="preserve">.vbs</w:t>
+      </w:r>
+      <w:r>
+        <w:t xml:space="preserve">/</w:t>
+      </w:r>
+      <w:r>
+        <w:rPr>
+          <w:rStyle w:val="VerbatimChar"/>
+        </w:rPr>
+        <w:t xml:space="preserve">.bat</w:t>
+      </w:r>
+      <w:r>
+        <w:t xml:space="preserve"> </w:t>
+      </w:r>
+      <w:r>
+        <w:t xml:space="preserve">files are blocked</w:t>
+      </w:r>
+      <w:r>
+        <w:t xml:space="preserve"> </w:t>
+      </w:r>
+      <w:r>
+        <w:t xml:space="preserve">on the machine, open</w:t>
+      </w:r>
+      <w:r>
+        <w:t xml:space="preserve"> </w:t>
+      </w:r>
+      <w:r>
+        <w:rPr>
+          <w:rStyle w:val="VerbatimChar"/>
+        </w:rPr>
+        <w:t xml:space="preserve">Start in RStudio.R</w:t>
+      </w:r>
+      <w:r>
+        <w:t xml:space="preserve"> </w:t>
+      </w:r>
+      <w:r>
+        <w:t xml:space="preserve">in RStudio and click Source instead;</w:t>
+      </w:r>
+      <w:r>
+        <w:t xml:space="preserve"> </w:t>
+      </w:r>
+      <w:r>
+        <w:t xml:space="preserve">it does the same job through R rather than a script file.</w:t>
       </w:r>
     </w:p>
     <w:p>

--- a/Technical documentation.docx
+++ b/Technical documentation.docx
@@ -1652,13 +1652,25 @@
         <w:pStyle w:val="BodyText"/>
       </w:pPr>
       <w:r>
-        <w:t xml:space="preserve">The rest of this section is for developers and advanced use only. These commands</w:t>
-      </w:r>
-      <w:r>
-        <w:t xml:space="preserve"> </w:t>
-      </w:r>
-      <w:r>
-        <w:t xml:space="preserve">all run from inside the</w:t>
+        <w:t xml:space="preserve">The rest of this section is for developers and advanced use only, and needs</w:t>
+      </w:r>
+      <w:r>
+        <w:t xml:space="preserve"> </w:t>
+      </w:r>
+      <w:r>
+        <w:t xml:space="preserve">the full source repository, not the release zip, since the release zip only</w:t>
+      </w:r>
+      <w:r>
+        <w:t xml:space="preserve"> </w:t>
+      </w:r>
+      <w:r>
+        <w:t xml:space="preserve">ships what an end user needs to run the tool and leaves out the test suite</w:t>
+      </w:r>
+      <w:r>
+        <w:t xml:space="preserve"> </w:t>
+      </w:r>
+      <w:r>
+        <w:t xml:space="preserve">and other developer-only files. These commands all run from inside the</w:t>
       </w:r>
       <w:r>
         <w:t xml:space="preserve"> </w:t>
@@ -1747,7 +1759,46 @@
         <w:t xml:space="preserve">Rscript run_tests.R</w:t>
       </w:r>
       <w:r>
-        <w:t xml:space="preserve">.</w:t>
+        <w:t xml:space="preserve"> </w:t>
+      </w:r>
+      <w:r>
+        <w:t xml:space="preserve">(requires the</w:t>
+      </w:r>
+      <w:r>
+        <w:t xml:space="preserve"> </w:t>
+      </w:r>
+      <w:r>
+        <w:rPr>
+          <w:rStyle w:val="VerbatimChar"/>
+        </w:rPr>
+        <w:t xml:space="preserve">testthat</w:t>
+      </w:r>
+      <w:r>
+        <w:t xml:space="preserve"> </w:t>
+      </w:r>
+      <w:r>
+        <w:t xml:space="preserve">package, and the</w:t>
+      </w:r>
+      <w:r>
+        <w:t xml:space="preserve"> </w:t>
+      </w:r>
+      <w:r>
+        <w:rPr>
+          <w:rStyle w:val="VerbatimChar"/>
+        </w:rPr>
+        <w:t xml:space="preserve">engine/tests/</w:t>
+      </w:r>
+      <w:r>
+        <w:t xml:space="preserve"> </w:t>
+      </w:r>
+      <w:r>
+        <w:t xml:space="preserve">folder, which is only in the source</w:t>
+      </w:r>
+      <w:r>
+        <w:t xml:space="preserve"> </w:t>
+      </w:r>
+      <w:r>
+        <w:t xml:space="preserve">repository).</w:t>
       </w:r>
     </w:p>
     <w:p>

--- a/Technical documentation.docx
+++ b/Technical documentation.docx
@@ -1710,7 +1710,7 @@
         <w:rPr>
           <w:rStyle w:val="VerbatimChar"/>
         </w:rPr>
-        <w:t xml:space="preserve">Rscript -e "shiny::runApp('.')"</w:t>
+        <w:t xml:space="preserve">Rscript -e "shiny::runApp('.', launch.browser = TRUE)"</w:t>
       </w:r>
       <w:r>
         <w:t xml:space="preserve"> </w:t>
@@ -1732,6 +1732,48 @@
       </w:r>
       <w:r>
         <w:t xml:space="preserve">in RStudio and click Run App).</w:t>
+      </w:r>
+      <w:r>
+        <w:t xml:space="preserve"> </w:t>
+      </w:r>
+      <w:r>
+        <w:rPr>
+          <w:rStyle w:val="VerbatimChar"/>
+        </w:rPr>
+        <w:t xml:space="preserve">launch.browser = TRUE</w:t>
+      </w:r>
+      <w:r>
+        <w:t xml:space="preserve"> </w:t>
+      </w:r>
+      <w:r>
+        <w:t xml:space="preserve">is</w:t>
+      </w:r>
+      <w:r>
+        <w:t xml:space="preserve"> </w:t>
+      </w:r>
+      <w:r>
+        <w:t xml:space="preserve">needed here because Shiny only opens a browser tab on its own in an</w:t>
+      </w:r>
+      <w:r>
+        <w:t xml:space="preserve"> </w:t>
+      </w:r>
+      <w:r>
+        <w:t xml:space="preserve">interactive session, and</w:t>
+      </w:r>
+      <w:r>
+        <w:t xml:space="preserve"> </w:t>
+      </w:r>
+      <w:r>
+        <w:rPr>
+          <w:rStyle w:val="VerbatimChar"/>
+        </w:rPr>
+        <w:t xml:space="preserve">Rscript</w:t>
+      </w:r>
+      <w:r>
+        <w:t xml:space="preserve"> </w:t>
+      </w:r>
+      <w:r>
+        <w:t xml:space="preserve">is not interactive.</w:t>
       </w:r>
     </w:p>
     <w:p>
@@ -1799,61 +1841,6 @@
       </w:r>
       <w:r>
         <w:t xml:space="preserve">repository).</w:t>
-      </w:r>
-    </w:p>
-    <w:p>
-      <w:pPr>
-        <w:pStyle w:val="Compact"/>
-        <w:numPr>
-          <w:ilvl w:val="0"/>
-          <w:numId w:val="1004"/>
-        </w:numPr>
-      </w:pPr>
-      <w:r>
-        <w:rPr>
-          <w:b/>
-          <w:bCs/>
-        </w:rPr>
-        <w:t xml:space="preserve">Price a workbook without the UI:</w:t>
-      </w:r>
-      <w:r>
-        <w:t xml:space="preserve"> </w:t>
-      </w:r>
-      <w:r>
-        <w:t xml:space="preserve">source</w:t>
-      </w:r>
-      <w:r>
-        <w:t xml:space="preserve"> </w:t>
-      </w:r>
-      <w:r>
-        <w:rPr>
-          <w:rStyle w:val="VerbatimChar"/>
-        </w:rPr>
-        <w:t xml:space="preserve">app.R</w:t>
-      </w:r>
-      <w:r>
-        <w:t xml:space="preserve"> </w:t>
-      </w:r>
-      <w:r>
-        <w:t xml:space="preserve">(which loads every module)</w:t>
-      </w:r>
-      <w:r>
-        <w:t xml:space="preserve"> </w:t>
-      </w:r>
-      <w:r>
-        <w:t xml:space="preserve">then call</w:t>
-      </w:r>
-      <w:r>
-        <w:t xml:space="preserve"> </w:t>
-      </w:r>
-      <w:r>
-        <w:rPr>
-          <w:rStyle w:val="VerbatimChar"/>
-        </w:rPr>
-        <w:t xml:space="preserve">run_pricing("../input.xlsx", overrides = list(...))</w:t>
-      </w:r>
-      <w:r>
-        <w:t xml:space="preserve">.</w:t>
       </w:r>
     </w:p>
     <w:p>

--- a/Technical documentation.docx
+++ b/Technical documentation.docx
@@ -911,6 +911,14 @@
       <w:r>
         <w:t xml:space="preserve">browser.</w:t>
       </w:r>
+    </w:p>
+    <w:p>
+      <w:pPr>
+        <w:pStyle w:val="BodyText"/>
+      </w:pPr>
+      <w:r>
+        <w:t xml:space="preserve">On first run the launcher calls</w:t>
+      </w:r>
       <w:r>
         <w:t xml:space="preserve"> </w:t>
       </w:r>
@@ -918,19 +926,28 @@
         <w:rPr>
           <w:rStyle w:val="VerbatimChar"/>
         </w:rPr>
-        <w:t xml:space="preserve">engine\start.bat</w:t>
-      </w:r>
-      <w:r>
-        <w:t xml:space="preserve"> </w:t>
-      </w:r>
-      <w:r>
-        <w:t xml:space="preserve">does the same with a visible console, which is</w:t>
-      </w:r>
-      <w:r>
-        <w:t xml:space="preserve"> </w:t>
-      </w:r>
-      <w:r>
-        <w:t xml:space="preserve">useful for troubleshooting.</w:t>
+        <w:t xml:space="preserve">install_deps.R</w:t>
+      </w:r>
+      <w:r>
+        <w:t xml:space="preserve">, which installs any missing</w:t>
+      </w:r>
+      <w:r>
+        <w:t xml:space="preserve"> </w:t>
+      </w:r>
+      <w:r>
+        <w:t xml:space="preserve">packages and then re-checks them. If a required package cannot be installed (for</w:t>
+      </w:r>
+      <w:r>
+        <w:t xml:space="preserve"> </w:t>
+      </w:r>
+      <w:r>
+        <w:t xml:space="preserve">example, no internet or a corporate firewall), it prints a clear message</w:t>
+      </w:r>
+      <w:r>
+        <w:t xml:space="preserve"> </w:t>
+      </w:r>
+      <w:r>
+        <w:t xml:space="preserve">explaining what to do rather than failing silently.</w:t>
       </w:r>
     </w:p>
     <w:p>
@@ -938,66 +955,13 @@
         <w:pStyle w:val="BodyText"/>
       </w:pPr>
       <w:r>
-        <w:t xml:space="preserve">On first run the launcher calls</w:t>
-      </w:r>
-      <w:r>
-        <w:t xml:space="preserve"> </w:t>
+        <w:t xml:space="preserve">Some company computers block script files (</w:t>
       </w:r>
       <w:r>
         <w:rPr>
           <w:rStyle w:val="VerbatimChar"/>
         </w:rPr>
-        <w:t xml:space="preserve">install_deps.R</w:t>
-      </w:r>
-      <w:r>
-        <w:t xml:space="preserve">, which installs any missing</w:t>
-      </w:r>
-      <w:r>
-        <w:t xml:space="preserve"> </w:t>
-      </w:r>
-      <w:r>
-        <w:t xml:space="preserve">packages and then re-checks them. If a required package cannot be installed (for</w:t>
-      </w:r>
-      <w:r>
-        <w:t xml:space="preserve"> </w:t>
-      </w:r>
-      <w:r>
-        <w:t xml:space="preserve">example, no internet or a corporate firewall), it prints a clear message</w:t>
-      </w:r>
-      <w:r>
-        <w:t xml:space="preserve"> </w:t>
-      </w:r>
-      <w:r>
-        <w:t xml:space="preserve">explaining what to do rather than failing silently.</w:t>
-      </w:r>
-    </w:p>
-    <w:p>
-      <w:pPr>
-        <w:pStyle w:val="BodyText"/>
-      </w:pPr>
-      <w:r>
-        <w:t xml:space="preserve">Some company computers block script files (</w:t>
-      </w:r>
-      <w:r>
-        <w:rPr>
-          <w:rStyle w:val="VerbatimChar"/>
-        </w:rPr>
         <w:t xml:space="preserve">.vbs</w:t>
-      </w:r>
-      <w:r>
-        <w:t xml:space="preserve"> </w:t>
-      </w:r>
-      <w:r>
-        <w:t xml:space="preserve">and</w:t>
-      </w:r>
-      <w:r>
-        <w:t xml:space="preserve"> </w:t>
-      </w:r>
-      <w:r>
-        <w:rPr>
-          <w:rStyle w:val="VerbatimChar"/>
-        </w:rPr>
-        <w:t xml:space="preserve">.bat</w:t>
       </w:r>
       <w:r>
         <w:t xml:space="preserve">) outright, so</w:t>
@@ -1237,15 +1201,6 @@
               <w:t xml:space="preserve">.vbs</w:t>
             </w:r>
             <w:r>
-              <w:t xml:space="preserve">/</w:t>
-            </w:r>
-            <w:r>
-              <w:rPr>
-                <w:rStyle w:val="VerbatimChar"/>
-              </w:rPr>
-              <w:t xml:space="preserve">.bat</w:t>
-            </w:r>
-            <w:r>
               <w:t xml:space="preserve"> </w:t>
             </w:r>
             <w:r>
@@ -1578,40 +1533,16 @@
         <w:t xml:space="preserve"> </w:t>
       </w:r>
       <w:r>
+        <w:t xml:space="preserve">No commands and no R knowledge are required. If</w:t>
+      </w:r>
+      <w:r>
+        <w:t xml:space="preserve"> </w:t>
+      </w:r>
+      <w:r>
         <w:rPr>
           <w:rStyle w:val="VerbatimChar"/>
         </w:rPr>
-        <w:t xml:space="preserve">engine\start.bat</w:t>
-      </w:r>
-      <w:r>
-        <w:t xml:space="preserve"> </w:t>
-      </w:r>
-      <w:r>
-        <w:t xml:space="preserve">does the same with a visible console, for troubleshooting.</w:t>
-      </w:r>
-      <w:r>
-        <w:t xml:space="preserve"> </w:t>
-      </w:r>
-      <w:r>
-        <w:t xml:space="preserve">No commands and no R knowledge are required. If</w:t>
-      </w:r>
-      <w:r>
-        <w:t xml:space="preserve"> </w:t>
-      </w:r>
-      <w:r>
-        <w:rPr>
-          <w:rStyle w:val="VerbatimChar"/>
-        </w:rPr>
         <w:t xml:space="preserve">.vbs</w:t>
-      </w:r>
-      <w:r>
-        <w:t xml:space="preserve">/</w:t>
-      </w:r>
-      <w:r>
-        <w:rPr>
-          <w:rStyle w:val="VerbatimChar"/>
-        </w:rPr>
-        <w:t xml:space="preserve">.bat</w:t>
       </w:r>
       <w:r>
         <w:t xml:space="preserve"> </w:t>
